--- a/Full Stack Developer/Day 2.docx
+++ b/Full Stack Developer/Day 2.docx
@@ -17,27 +17,281 @@
       </w:pPr>
       <w:r>
         <w:rPr>
-          <w:rFonts w:ascii="Times New Roman" w:eastAsia="Times New Roman" w:hAnsi="Times New Roman" w:cs="Times New Roman"/>
+          <w:rFonts w:ascii="Segoe UI Symbol" w:eastAsia="Times New Roman" w:hAnsi="Segoe UI Symbol" w:cs="Segoe UI Symbol"/>
           <w:b/>
           <w:bCs/>
           <w:kern w:val="36"/>
           <w:sz w:val="48"/>
           <w:szCs w:val="48"/>
         </w:rPr>
-        <w:t xml:space="preserve">StatelessWidget </w:t>
-      </w:r>
-      <w:r>
-        <w:rPr>
-          <w:rFonts w:ascii="Nirmala UI" w:eastAsia="Times New Roman" w:hAnsi="Nirmala UI" w:cs="Nirmala UI"/>
+        <w:t>📘</w:t>
+      </w:r>
+      <w:r>
+        <w:rPr>
+          <w:rFonts w:ascii="Times New Roman" w:eastAsia="Times New Roman" w:hAnsi="Times New Roman" w:cs="Times New Roman"/>
           <w:b/>
           <w:bCs/>
           <w:kern w:val="36"/>
           <w:sz w:val="48"/>
           <w:szCs w:val="48"/>
         </w:rPr>
-        <w:t>কী</w:t>
-      </w:r>
-      <w:r>
+        <w:t xml:space="preserve"> Flutter Daily Topic 2: StatelessWidget vs StatefulWidget</w:t>
+      </w:r>
+    </w:p>
+    <w:p>
+      <w:pPr>
+        <w:spacing w:before="100" w:beforeAutospacing="1" w:after="100" w:afterAutospacing="1" w:line="240" w:lineRule="auto"/>
+        <w:rPr>
+          <w:rFonts w:ascii="Times New Roman" w:eastAsia="Times New Roman" w:hAnsi="Times New Roman" w:cs="Times New Roman"/>
+          <w:sz w:val="24"/>
+          <w:szCs w:val="24"/>
+        </w:rPr>
+      </w:pPr>
+      <w:r>
+        <w:rPr>
+          <w:rFonts w:ascii="Times New Roman" w:eastAsia="Times New Roman" w:hAnsi="Times New Roman" w:cs="Times New Roman"/>
+          <w:i/>
+          <w:iCs/>
+          <w:sz w:val="24"/>
+          <w:szCs w:val="24"/>
+        </w:rPr>
+        <w:t>(</w:t>
+      </w:r>
+      <w:r>
+        <w:rPr>
+          <w:rFonts w:ascii="Nirmala UI" w:eastAsia="Times New Roman" w:hAnsi="Nirmala UI" w:cs="Nirmala UI"/>
+          <w:i/>
+          <w:iCs/>
+          <w:sz w:val="24"/>
+          <w:szCs w:val="24"/>
+        </w:rPr>
+        <w:t>বাংলা</w:t>
+      </w:r>
+      <w:r>
+        <w:rPr>
+          <w:rFonts w:ascii="Times New Roman" w:eastAsia="Times New Roman" w:hAnsi="Times New Roman" w:cs="Times New Roman"/>
+          <w:i/>
+          <w:iCs/>
+          <w:sz w:val="24"/>
+          <w:szCs w:val="24"/>
+        </w:rPr>
+        <w:t xml:space="preserve"> + English)</w:t>
+      </w:r>
+    </w:p>
+    <w:p>
+      <w:pPr>
+        <w:spacing w:before="100" w:beforeAutospacing="1" w:after="100" w:afterAutospacing="1" w:line="240" w:lineRule="auto"/>
+        <w:rPr>
+          <w:rFonts w:ascii="Times New Roman" w:eastAsia="Times New Roman" w:hAnsi="Times New Roman" w:cs="Times New Roman"/>
+          <w:sz w:val="24"/>
+          <w:szCs w:val="24"/>
+        </w:rPr>
+      </w:pPr>
+      <w:r>
+        <w:rPr>
+          <w:rFonts w:ascii="Nirmala UI" w:eastAsia="Times New Roman" w:hAnsi="Nirmala UI" w:cs="Nirmala UI"/>
+          <w:sz w:val="24"/>
+          <w:szCs w:val="24"/>
+        </w:rPr>
+        <w:t>আজ</w:t>
+      </w:r>
+      <w:r>
+        <w:rPr>
+          <w:rFonts w:ascii="Times New Roman" w:eastAsia="Times New Roman" w:hAnsi="Times New Roman" w:cs="Times New Roman"/>
+          <w:sz w:val="24"/>
+          <w:szCs w:val="24"/>
+        </w:rPr>
+        <w:t xml:space="preserve"> </w:t>
+      </w:r>
+      <w:r>
+        <w:rPr>
+          <w:rFonts w:ascii="Nirmala UI" w:eastAsia="Times New Roman" w:hAnsi="Nirmala UI" w:cs="Nirmala UI"/>
+          <w:sz w:val="24"/>
+          <w:szCs w:val="24"/>
+        </w:rPr>
+        <w:t>আমরা</w:t>
+      </w:r>
+      <w:r>
+        <w:rPr>
+          <w:rFonts w:ascii="Times New Roman" w:eastAsia="Times New Roman" w:hAnsi="Times New Roman" w:cs="Times New Roman"/>
+          <w:sz w:val="24"/>
+          <w:szCs w:val="24"/>
+        </w:rPr>
+        <w:t xml:space="preserve"> Flutter-</w:t>
+      </w:r>
+      <w:r>
+        <w:rPr>
+          <w:rFonts w:ascii="Nirmala UI" w:eastAsia="Times New Roman" w:hAnsi="Nirmala UI" w:cs="Nirmala UI"/>
+          <w:sz w:val="24"/>
+          <w:szCs w:val="24"/>
+        </w:rPr>
+        <w:t>এর</w:t>
+      </w:r>
+      <w:r>
+        <w:rPr>
+          <w:rFonts w:ascii="Times New Roman" w:eastAsia="Times New Roman" w:hAnsi="Times New Roman" w:cs="Times New Roman"/>
+          <w:sz w:val="24"/>
+          <w:szCs w:val="24"/>
+        </w:rPr>
+        <w:t xml:space="preserve"> </w:t>
+      </w:r>
+      <w:r>
+        <w:rPr>
+          <w:rFonts w:ascii="Nirmala UI" w:eastAsia="Times New Roman" w:hAnsi="Nirmala UI" w:cs="Nirmala UI"/>
+          <w:sz w:val="24"/>
+          <w:szCs w:val="24"/>
+        </w:rPr>
+        <w:t>সবচেয়ে</w:t>
+      </w:r>
+      <w:r>
+        <w:rPr>
+          <w:rFonts w:ascii="Times New Roman" w:eastAsia="Times New Roman" w:hAnsi="Times New Roman" w:cs="Times New Roman"/>
+          <w:sz w:val="24"/>
+          <w:szCs w:val="24"/>
+        </w:rPr>
+        <w:t xml:space="preserve"> </w:t>
+      </w:r>
+      <w:r>
+        <w:rPr>
+          <w:rFonts w:ascii="Nirmala UI" w:eastAsia="Times New Roman" w:hAnsi="Nirmala UI" w:cs="Nirmala UI"/>
+          <w:sz w:val="24"/>
+          <w:szCs w:val="24"/>
+        </w:rPr>
+        <w:t>গুরুত্বপূর্ণ</w:t>
+      </w:r>
+      <w:r>
+        <w:rPr>
+          <w:rFonts w:ascii="Times New Roman" w:eastAsia="Times New Roman" w:hAnsi="Times New Roman" w:cs="Times New Roman"/>
+          <w:sz w:val="24"/>
+          <w:szCs w:val="24"/>
+        </w:rPr>
+        <w:t xml:space="preserve"> </w:t>
+      </w:r>
+      <w:r>
+        <w:rPr>
+          <w:rFonts w:ascii="Nirmala UI" w:eastAsia="Times New Roman" w:hAnsi="Nirmala UI" w:cs="Nirmala UI"/>
+          <w:sz w:val="24"/>
+          <w:szCs w:val="24"/>
+        </w:rPr>
+        <w:t>একটি</w:t>
+      </w:r>
+      <w:r>
+        <w:rPr>
+          <w:rFonts w:ascii="Times New Roman" w:eastAsia="Times New Roman" w:hAnsi="Times New Roman" w:cs="Times New Roman"/>
+          <w:sz w:val="24"/>
+          <w:szCs w:val="24"/>
+        </w:rPr>
+        <w:t xml:space="preserve"> </w:t>
+      </w:r>
+      <w:r>
+        <w:rPr>
+          <w:rFonts w:ascii="Nirmala UI" w:eastAsia="Times New Roman" w:hAnsi="Nirmala UI" w:cs="Nirmala UI"/>
+          <w:sz w:val="24"/>
+          <w:szCs w:val="24"/>
+        </w:rPr>
+        <w:t>বিষয়</w:t>
+      </w:r>
+      <w:r>
+        <w:rPr>
+          <w:rFonts w:ascii="Times New Roman" w:eastAsia="Times New Roman" w:hAnsi="Times New Roman" w:cs="Times New Roman"/>
+          <w:sz w:val="24"/>
+          <w:szCs w:val="24"/>
+        </w:rPr>
+        <w:t xml:space="preserve"> </w:t>
+      </w:r>
+      <w:r>
+        <w:rPr>
+          <w:rFonts w:ascii="Nirmala UI" w:eastAsia="Times New Roman" w:hAnsi="Nirmala UI" w:cs="Nirmala UI"/>
+          <w:sz w:val="24"/>
+          <w:szCs w:val="24"/>
+        </w:rPr>
+        <w:t>শিখব</w:t>
+      </w:r>
+      <w:r>
+        <w:rPr>
+          <w:rFonts w:ascii="Times New Roman" w:eastAsia="Times New Roman" w:hAnsi="Times New Roman" w:cs="Times New Roman"/>
+          <w:sz w:val="24"/>
+          <w:szCs w:val="24"/>
+        </w:rPr>
+        <w:t xml:space="preserve">: </w:t>
+      </w:r>
+      <w:r>
+        <w:rPr>
+          <w:rFonts w:ascii="Times New Roman" w:eastAsia="Times New Roman" w:hAnsi="Times New Roman" w:cs="Times New Roman"/>
+          <w:b/>
+          <w:bCs/>
+          <w:sz w:val="24"/>
+          <w:szCs w:val="24"/>
+        </w:rPr>
+        <w:t>StatelessWidget</w:t>
+      </w:r>
+      <w:r>
+        <w:rPr>
+          <w:rFonts w:ascii="Times New Roman" w:eastAsia="Times New Roman" w:hAnsi="Times New Roman" w:cs="Times New Roman"/>
+          <w:sz w:val="24"/>
+          <w:szCs w:val="24"/>
+        </w:rPr>
+        <w:t xml:space="preserve"> </w:t>
+      </w:r>
+      <w:r>
+        <w:rPr>
+          <w:rFonts w:ascii="Nirmala UI" w:eastAsia="Times New Roman" w:hAnsi="Nirmala UI" w:cs="Nirmala UI"/>
+          <w:sz w:val="24"/>
+          <w:szCs w:val="24"/>
+        </w:rPr>
+        <w:t>এবং</w:t>
+      </w:r>
+      <w:r>
+        <w:rPr>
+          <w:rFonts w:ascii="Times New Roman" w:eastAsia="Times New Roman" w:hAnsi="Times New Roman" w:cs="Times New Roman"/>
+          <w:sz w:val="24"/>
+          <w:szCs w:val="24"/>
+        </w:rPr>
+        <w:t xml:space="preserve"> </w:t>
+      </w:r>
+      <w:r>
+        <w:rPr>
+          <w:rFonts w:ascii="Times New Roman" w:eastAsia="Times New Roman" w:hAnsi="Times New Roman" w:cs="Times New Roman"/>
+          <w:b/>
+          <w:bCs/>
+          <w:sz w:val="24"/>
+          <w:szCs w:val="24"/>
+        </w:rPr>
+        <w:t>StatefulWidget</w:t>
+      </w:r>
+      <w:r>
+        <w:rPr>
+          <w:rFonts w:ascii="Nirmala UI" w:eastAsia="Times New Roman" w:hAnsi="Nirmala UI" w:cs="Nirmala UI"/>
+          <w:sz w:val="24"/>
+          <w:szCs w:val="24"/>
+        </w:rPr>
+        <w:t>।</w:t>
+      </w:r>
+    </w:p>
+    <w:p>
+      <w:pPr>
+        <w:spacing w:after="0" w:line="240" w:lineRule="auto"/>
+        <w:rPr>
+          <w:rFonts w:ascii="Times New Roman" w:eastAsia="Times New Roman" w:hAnsi="Times New Roman" w:cs="Times New Roman"/>
+          <w:sz w:val="24"/>
+          <w:szCs w:val="24"/>
+        </w:rPr>
+      </w:pPr>
+      <w:r>
+        <w:rPr>
+          <w:rFonts w:ascii="Times New Roman" w:eastAsia="Times New Roman" w:hAnsi="Times New Roman" w:cs="Times New Roman"/>
+          <w:sz w:val="24"/>
+          <w:szCs w:val="24"/>
+        </w:rPr>
+        <w:pict>
+          <v:rect id="_x0000_i1025" style="width:0;height:1.5pt" o:hralign="center" o:hrstd="t" o:hr="t" fillcolor="#a0a0a0" stroked="f"/>
+        </w:pict>
+      </w:r>
+    </w:p>
+    <w:p>
+      <w:pPr>
+        <w:spacing w:before="100" w:beforeAutospacing="1" w:after="100" w:afterAutospacing="1" w:line="240" w:lineRule="auto"/>
+        <w:outlineLvl w:val="0"/>
         <w:rPr>
           <w:rFonts w:ascii="Times New Roman" w:eastAsia="Times New Roman" w:hAnsi="Times New Roman" w:cs="Times New Roman"/>
           <w:b/>
@@ -46,6 +300,38 @@
           <w:sz w:val="48"/>
           <w:szCs w:val="48"/>
         </w:rPr>
+      </w:pPr>
+      <w:r>
+        <w:rPr>
+          <w:rFonts w:ascii="Times New Roman" w:eastAsia="Times New Roman" w:hAnsi="Times New Roman" w:cs="Times New Roman"/>
+          <w:b/>
+          <w:bCs/>
+          <w:kern w:val="36"/>
+          <w:sz w:val="48"/>
+          <w:szCs w:val="48"/>
+        </w:rPr>
+        <w:t xml:space="preserve">🟢 StatelessWidget </w:t>
+      </w:r>
+      <w:r>
+        <w:rPr>
+          <w:rFonts w:ascii="Nirmala UI" w:eastAsia="Times New Roman" w:hAnsi="Nirmala UI" w:cs="Nirmala UI"/>
+          <w:b/>
+          <w:bCs/>
+          <w:kern w:val="36"/>
+          <w:sz w:val="48"/>
+          <w:szCs w:val="48"/>
+        </w:rPr>
+        <w:t>কী</w:t>
+      </w:r>
+      <w:r>
+        <w:rPr>
+          <w:rFonts w:ascii="Times New Roman" w:eastAsia="Times New Roman" w:hAnsi="Times New Roman" w:cs="Times New Roman"/>
+          <w:b/>
+          <w:bCs/>
+          <w:kern w:val="36"/>
+          <w:sz w:val="48"/>
+          <w:szCs w:val="48"/>
+        </w:rPr>
         <w:t>?</w:t>
       </w:r>
     </w:p>
@@ -382,7 +668,7 @@
       <w:pPr>
         <w:numPr>
           <w:ilvl w:val="0"/>
-          <w:numId w:val="1"/>
+          <w:numId w:val="6"/>
         </w:numPr>
         <w:spacing w:before="100" w:beforeAutospacing="1" w:after="100" w:afterAutospacing="1" w:line="240" w:lineRule="auto"/>
         <w:rPr>
@@ -404,7 +690,7 @@
       <w:pPr>
         <w:numPr>
           <w:ilvl w:val="0"/>
-          <w:numId w:val="1"/>
+          <w:numId w:val="6"/>
         </w:numPr>
         <w:spacing w:before="100" w:beforeAutospacing="1" w:after="100" w:afterAutospacing="1" w:line="240" w:lineRule="auto"/>
         <w:rPr>
@@ -426,7 +712,7 @@
       <w:pPr>
         <w:numPr>
           <w:ilvl w:val="0"/>
-          <w:numId w:val="1"/>
+          <w:numId w:val="6"/>
         </w:numPr>
         <w:spacing w:before="100" w:beforeAutospacing="1" w:after="100" w:afterAutospacing="1" w:line="240" w:lineRule="auto"/>
         <w:rPr>
@@ -448,7 +734,7 @@
       <w:pPr>
         <w:numPr>
           <w:ilvl w:val="0"/>
-          <w:numId w:val="1"/>
+          <w:numId w:val="6"/>
         </w:numPr>
         <w:spacing w:before="100" w:beforeAutospacing="1" w:after="100" w:afterAutospacing="1" w:line="240" w:lineRule="auto"/>
         <w:rPr>
@@ -681,7 +967,7 @@
           <w:szCs w:val="24"/>
         </w:rPr>
         <w:pict>
-          <v:rect id="_x0000_i1025" style="width:0;height:1.5pt" o:hralign="center" o:hrstd="t" o:hr="t" fillcolor="#a0a0a0" stroked="f"/>
+          <v:rect id="_x0000_i1026" style="width:0;height:1.5pt" o:hralign="center" o:hrstd="t" o:hr="t" fillcolor="#a0a0a0" stroked="f"/>
         </w:pict>
       </w:r>
     </w:p>
@@ -922,6 +1208,7 @@
           <w:sz w:val="24"/>
           <w:szCs w:val="24"/>
         </w:rPr>
+        <w:lastRenderedPageBreak/>
         <w:t>যখন</w:t>
       </w:r>
       <w:r>
@@ -1064,7 +1351,7 @@
       <w:pPr>
         <w:numPr>
           <w:ilvl w:val="0"/>
-          <w:numId w:val="2"/>
+          <w:numId w:val="7"/>
         </w:numPr>
         <w:spacing w:before="100" w:beforeAutospacing="1" w:after="100" w:afterAutospacing="1" w:line="240" w:lineRule="auto"/>
         <w:rPr>
@@ -1086,7 +1373,7 @@
       <w:pPr>
         <w:numPr>
           <w:ilvl w:val="0"/>
-          <w:numId w:val="2"/>
+          <w:numId w:val="7"/>
         </w:numPr>
         <w:spacing w:before="100" w:beforeAutospacing="1" w:after="100" w:afterAutospacing="1" w:line="240" w:lineRule="auto"/>
         <w:rPr>
@@ -1108,7 +1395,7 @@
       <w:pPr>
         <w:numPr>
           <w:ilvl w:val="0"/>
-          <w:numId w:val="2"/>
+          <w:numId w:val="7"/>
         </w:numPr>
         <w:spacing w:before="100" w:beforeAutospacing="1" w:after="100" w:afterAutospacing="1" w:line="240" w:lineRule="auto"/>
         <w:rPr>
@@ -1146,7 +1433,7 @@
       <w:pPr>
         <w:numPr>
           <w:ilvl w:val="0"/>
-          <w:numId w:val="2"/>
+          <w:numId w:val="7"/>
         </w:numPr>
         <w:spacing w:before="100" w:beforeAutospacing="1" w:after="100" w:afterAutospacing="1" w:line="240" w:lineRule="auto"/>
         <w:rPr>
@@ -1168,7 +1455,7 @@
       <w:pPr>
         <w:numPr>
           <w:ilvl w:val="0"/>
-          <w:numId w:val="2"/>
+          <w:numId w:val="7"/>
         </w:numPr>
         <w:spacing w:before="100" w:beforeAutospacing="1" w:after="100" w:afterAutospacing="1" w:line="240" w:lineRule="auto"/>
         <w:rPr>
@@ -1237,6 +1524,7 @@
           <w:szCs w:val="20"/>
         </w:rPr>
         <w:br/>
+        <w:t xml:space="preserve">  State&lt;CounterPage&gt; createState() =&gt; _CounterPageState();</w:t>
       </w:r>
       <w:r>
         <w:rPr>
@@ -1244,8 +1532,8 @@
           <w:sz w:val="20"/>
           <w:szCs w:val="20"/>
         </w:rPr>
-        <w:lastRenderedPageBreak/>
-        <w:t xml:space="preserve">  State&lt;CounterPage&gt; createState() =&gt; _CounterPageState();</w:t>
+        <w:br/>
+        <w:t>}</w:t>
       </w:r>
       <w:r>
         <w:rPr>
@@ -1254,7 +1542,6 @@
           <w:szCs w:val="20"/>
         </w:rPr>
         <w:br/>
-        <w:t>}</w:t>
       </w:r>
       <w:r>
         <w:rPr>
@@ -1263,6 +1550,7 @@
           <w:szCs w:val="20"/>
         </w:rPr>
         <w:br/>
+        <w:t>class _CounterPageState extends State&lt;CounterPage&gt; {</w:t>
       </w:r>
       <w:r>
         <w:rPr>
@@ -1271,7 +1559,6 @@
           <w:szCs w:val="20"/>
         </w:rPr>
         <w:br/>
-        <w:t>class _CounterPageState extends State&lt;CounterPage&gt; {</w:t>
       </w:r>
       <w:r>
         <w:rPr>
@@ -1280,6 +1567,7 @@
           <w:szCs w:val="20"/>
         </w:rPr>
         <w:br/>
+        <w:t xml:space="preserve">  int count = 0;</w:t>
       </w:r>
       <w:r>
         <w:rPr>
@@ -1288,7 +1576,6 @@
           <w:szCs w:val="20"/>
         </w:rPr>
         <w:br/>
-        <w:t xml:space="preserve">  int count = 0;</w:t>
       </w:r>
       <w:r>
         <w:rPr>
@@ -1297,6 +1584,7 @@
           <w:szCs w:val="20"/>
         </w:rPr>
         <w:br/>
+        <w:t xml:space="preserve">  @override</w:t>
       </w:r>
       <w:r>
         <w:rPr>
@@ -1305,7 +1593,7 @@
           <w:szCs w:val="20"/>
         </w:rPr>
         <w:br/>
-        <w:t xml:space="preserve">  @override</w:t>
+        <w:t xml:space="preserve">  Widget build(BuildContext context) {</w:t>
       </w:r>
       <w:r>
         <w:rPr>
@@ -1314,7 +1602,7 @@
           <w:szCs w:val="20"/>
         </w:rPr>
         <w:br/>
-        <w:t xml:space="preserve">  Widget build(BuildContext context) {</w:t>
+        <w:t xml:space="preserve">    return Scaffold(</w:t>
       </w:r>
       <w:r>
         <w:rPr>
@@ -1323,7 +1611,7 @@
           <w:szCs w:val="20"/>
         </w:rPr>
         <w:br/>
-        <w:t xml:space="preserve">    return Scaffold(</w:t>
+        <w:t xml:space="preserve">      body: Center(</w:t>
       </w:r>
       <w:r>
         <w:rPr>
@@ -1332,7 +1620,7 @@
           <w:szCs w:val="20"/>
         </w:rPr>
         <w:br/>
-        <w:t xml:space="preserve">      body: Center(</w:t>
+        <w:t xml:space="preserve">        child: Text("$count"),</w:t>
       </w:r>
       <w:r>
         <w:rPr>
@@ -1341,7 +1629,7 @@
           <w:szCs w:val="20"/>
         </w:rPr>
         <w:br/>
-        <w:t xml:space="preserve">        child: Text("$count"),</w:t>
+        <w:t xml:space="preserve">      ),</w:t>
       </w:r>
       <w:r>
         <w:rPr>
@@ -1350,7 +1638,7 @@
           <w:szCs w:val="20"/>
         </w:rPr>
         <w:br/>
-        <w:t xml:space="preserve">      ),</w:t>
+        <w:t xml:space="preserve">      floatingActionButton: FloatingActionButton(</w:t>
       </w:r>
       <w:r>
         <w:rPr>
@@ -1359,7 +1647,7 @@
           <w:szCs w:val="20"/>
         </w:rPr>
         <w:br/>
-        <w:t xml:space="preserve">      floatingActionButton: FloatingActionButton(</w:t>
+        <w:t xml:space="preserve">        onPressed: () {</w:t>
       </w:r>
       <w:r>
         <w:rPr>
@@ -1368,7 +1656,7 @@
           <w:szCs w:val="20"/>
         </w:rPr>
         <w:br/>
-        <w:t xml:space="preserve">        onPressed: () {</w:t>
+        <w:t xml:space="preserve">          setState(() {</w:t>
       </w:r>
       <w:r>
         <w:rPr>
@@ -1377,7 +1665,7 @@
           <w:szCs w:val="20"/>
         </w:rPr>
         <w:br/>
-        <w:t xml:space="preserve">          setState(() {</w:t>
+        <w:t xml:space="preserve">            count++;</w:t>
       </w:r>
       <w:r>
         <w:rPr>
@@ -1386,7 +1674,7 @@
           <w:szCs w:val="20"/>
         </w:rPr>
         <w:br/>
-        <w:t xml:space="preserve">            count++;</w:t>
+        <w:t xml:space="preserve">          });</w:t>
       </w:r>
       <w:r>
         <w:rPr>
@@ -1395,7 +1683,7 @@
           <w:szCs w:val="20"/>
         </w:rPr>
         <w:br/>
-        <w:t xml:space="preserve">          });</w:t>
+        <w:t xml:space="preserve">        },</w:t>
       </w:r>
       <w:r>
         <w:rPr>
@@ -1404,7 +1692,7 @@
           <w:szCs w:val="20"/>
         </w:rPr>
         <w:br/>
-        <w:t xml:space="preserve">        },</w:t>
+        <w:t xml:space="preserve">        child: Icon(Icons.add),</w:t>
       </w:r>
       <w:r>
         <w:rPr>
@@ -1413,7 +1701,7 @@
           <w:szCs w:val="20"/>
         </w:rPr>
         <w:br/>
-        <w:t xml:space="preserve">        child: Icon(Icons.add),</w:t>
+        <w:t xml:space="preserve">      ),</w:t>
       </w:r>
       <w:r>
         <w:rPr>
@@ -1422,7 +1710,7 @@
           <w:szCs w:val="20"/>
         </w:rPr>
         <w:br/>
-        <w:t xml:space="preserve">      ),</w:t>
+        <w:t xml:space="preserve">    );</w:t>
       </w:r>
       <w:r>
         <w:rPr>
@@ -1431,7 +1719,7 @@
           <w:szCs w:val="20"/>
         </w:rPr>
         <w:br/>
-        <w:t xml:space="preserve">    );</w:t>
+        <w:t xml:space="preserve">  }</w:t>
       </w:r>
       <w:r>
         <w:rPr>
@@ -1440,7 +1728,65 @@
           <w:szCs w:val="20"/>
         </w:rPr>
         <w:br/>
-        <w:t xml:space="preserve">  }</w:t>
+        <w:t>}</w:t>
+      </w:r>
+    </w:p>
+    <w:p>
+      <w:pPr>
+        <w:spacing w:before="100" w:beforeAutospacing="1" w:after="100" w:afterAutospacing="1" w:line="240" w:lineRule="auto"/>
+        <w:rPr>
+          <w:rFonts w:ascii="Times New Roman" w:eastAsia="Times New Roman" w:hAnsi="Times New Roman" w:cs="Times New Roman"/>
+          <w:sz w:val="24"/>
+          <w:szCs w:val="24"/>
+        </w:rPr>
+      </w:pPr>
+      <w:r>
+        <w:rPr>
+          <w:rFonts w:ascii="Nirmala UI" w:eastAsia="Times New Roman" w:hAnsi="Nirmala UI" w:cs="Nirmala UI"/>
+          <w:sz w:val="24"/>
+          <w:szCs w:val="24"/>
+        </w:rPr>
+        <w:t>প্রতি</w:t>
+      </w:r>
+      <w:r>
+        <w:rPr>
+          <w:rFonts w:ascii="Times New Roman" w:eastAsia="Times New Roman" w:hAnsi="Times New Roman" w:cs="Times New Roman"/>
+          <w:sz w:val="24"/>
+          <w:szCs w:val="24"/>
+        </w:rPr>
+        <w:t xml:space="preserve"> </w:t>
+      </w:r>
+      <w:r>
+        <w:rPr>
+          <w:rFonts w:ascii="Nirmala UI" w:eastAsia="Times New Roman" w:hAnsi="Nirmala UI" w:cs="Nirmala UI"/>
+          <w:sz w:val="24"/>
+          <w:szCs w:val="24"/>
+        </w:rPr>
+        <w:t>বার</w:t>
+      </w:r>
+      <w:r>
+        <w:rPr>
+          <w:rFonts w:ascii="Times New Roman" w:eastAsia="Times New Roman" w:hAnsi="Times New Roman" w:cs="Times New Roman"/>
+          <w:sz w:val="24"/>
+          <w:szCs w:val="24"/>
+        </w:rPr>
+        <w:t xml:space="preserve"> Button </w:t>
+      </w:r>
+      <w:r>
+        <w:rPr>
+          <w:rFonts w:ascii="Nirmala UI" w:eastAsia="Times New Roman" w:hAnsi="Nirmala UI" w:cs="Nirmala UI"/>
+          <w:sz w:val="24"/>
+          <w:szCs w:val="24"/>
+        </w:rPr>
+        <w:t>চাপলে</w:t>
+      </w:r>
+      <w:r>
+        <w:rPr>
+          <w:rFonts w:ascii="Times New Roman" w:eastAsia="Times New Roman" w:hAnsi="Times New Roman" w:cs="Times New Roman"/>
+          <w:sz w:val="24"/>
+          <w:szCs w:val="24"/>
+        </w:rPr>
+        <w:t xml:space="preserve"> </w:t>
       </w:r>
       <w:r>
         <w:rPr>
@@ -1448,142 +1794,75 @@
           <w:sz w:val="20"/>
           <w:szCs w:val="20"/>
         </w:rPr>
-        <w:br/>
-        <w:t>}</w:t>
+        <w:t>count</w:t>
+      </w:r>
+      <w:r>
+        <w:rPr>
+          <w:rFonts w:ascii="Times New Roman" w:eastAsia="Times New Roman" w:hAnsi="Times New Roman" w:cs="Times New Roman"/>
+          <w:sz w:val="24"/>
+          <w:szCs w:val="24"/>
+        </w:rPr>
+        <w:t xml:space="preserve"> </w:t>
+      </w:r>
+      <w:r>
+        <w:rPr>
+          <w:rFonts w:ascii="Nirmala UI" w:eastAsia="Times New Roman" w:hAnsi="Nirmala UI" w:cs="Nirmala UI"/>
+          <w:sz w:val="24"/>
+          <w:szCs w:val="24"/>
+        </w:rPr>
+        <w:t>বাড়বে</w:t>
+      </w:r>
+      <w:r>
+        <w:rPr>
+          <w:rFonts w:ascii="Times New Roman" w:eastAsia="Times New Roman" w:hAnsi="Times New Roman" w:cs="Times New Roman"/>
+          <w:sz w:val="24"/>
+          <w:szCs w:val="24"/>
+        </w:rPr>
+        <w:t xml:space="preserve"> </w:t>
+      </w:r>
+      <w:r>
+        <w:rPr>
+          <w:rFonts w:ascii="Nirmala UI" w:eastAsia="Times New Roman" w:hAnsi="Nirmala UI" w:cs="Nirmala UI"/>
+          <w:sz w:val="24"/>
+          <w:szCs w:val="24"/>
+        </w:rPr>
+        <w:t>এবং</w:t>
+      </w:r>
+      <w:r>
+        <w:rPr>
+          <w:rFonts w:ascii="Times New Roman" w:eastAsia="Times New Roman" w:hAnsi="Times New Roman" w:cs="Times New Roman"/>
+          <w:sz w:val="24"/>
+          <w:szCs w:val="24"/>
+        </w:rPr>
+        <w:t xml:space="preserve"> UI </w:t>
+      </w:r>
+      <w:r>
+        <w:rPr>
+          <w:rFonts w:ascii="Nirmala UI" w:eastAsia="Times New Roman" w:hAnsi="Nirmala UI" w:cs="Nirmala UI"/>
+          <w:sz w:val="24"/>
+          <w:szCs w:val="24"/>
+        </w:rPr>
+        <w:t>আপডেট</w:t>
+      </w:r>
+      <w:r>
+        <w:rPr>
+          <w:rFonts w:ascii="Times New Roman" w:eastAsia="Times New Roman" w:hAnsi="Times New Roman" w:cs="Times New Roman"/>
+          <w:sz w:val="24"/>
+          <w:szCs w:val="24"/>
+        </w:rPr>
+        <w:t xml:space="preserve"> </w:t>
+      </w:r>
+      <w:r>
+        <w:rPr>
+          <w:rFonts w:ascii="Nirmala UI" w:eastAsia="Times New Roman" w:hAnsi="Nirmala UI" w:cs="Nirmala UI"/>
+          <w:sz w:val="24"/>
+          <w:szCs w:val="24"/>
+        </w:rPr>
+        <w:t>হবে।</w:t>
       </w:r>
     </w:p>
     <w:p>
       <w:pPr>
-        <w:spacing w:before="100" w:beforeAutospacing="1" w:after="100" w:afterAutospacing="1" w:line="240" w:lineRule="auto"/>
-        <w:rPr>
-          <w:rFonts w:ascii="Times New Roman" w:eastAsia="Times New Roman" w:hAnsi="Times New Roman" w:cs="Times New Roman"/>
-          <w:sz w:val="24"/>
-          <w:szCs w:val="24"/>
-        </w:rPr>
-      </w:pPr>
-      <w:r>
-        <w:rPr>
-          <w:rFonts w:ascii="Nirmala UI" w:eastAsia="Times New Roman" w:hAnsi="Nirmala UI" w:cs="Nirmala UI"/>
-          <w:sz w:val="24"/>
-          <w:szCs w:val="24"/>
-        </w:rPr>
-        <w:t>প্রতি</w:t>
-      </w:r>
-      <w:r>
-        <w:rPr>
-          <w:rFonts w:ascii="Times New Roman" w:eastAsia="Times New Roman" w:hAnsi="Times New Roman" w:cs="Times New Roman"/>
-          <w:sz w:val="24"/>
-          <w:szCs w:val="24"/>
-        </w:rPr>
-        <w:t xml:space="preserve"> </w:t>
-      </w:r>
-      <w:r>
-        <w:rPr>
-          <w:rFonts w:ascii="Nirmala UI" w:eastAsia="Times New Roman" w:hAnsi="Nirmala UI" w:cs="Nirmala UI"/>
-          <w:sz w:val="24"/>
-          <w:szCs w:val="24"/>
-        </w:rPr>
-        <w:t>বার</w:t>
-      </w:r>
-      <w:r>
-        <w:rPr>
-          <w:rFonts w:ascii="Times New Roman" w:eastAsia="Times New Roman" w:hAnsi="Times New Roman" w:cs="Times New Roman"/>
-          <w:sz w:val="24"/>
-          <w:szCs w:val="24"/>
-        </w:rPr>
-        <w:t xml:space="preserve"> Button </w:t>
-      </w:r>
-      <w:r>
-        <w:rPr>
-          <w:rFonts w:ascii="Nirmala UI" w:eastAsia="Times New Roman" w:hAnsi="Nirmala UI" w:cs="Nirmala UI"/>
-          <w:sz w:val="24"/>
-          <w:szCs w:val="24"/>
-        </w:rPr>
-        <w:t>চাপলে</w:t>
-      </w:r>
-      <w:r>
-        <w:rPr>
-          <w:rFonts w:ascii="Times New Roman" w:eastAsia="Times New Roman" w:hAnsi="Times New Roman" w:cs="Times New Roman"/>
-          <w:sz w:val="24"/>
-          <w:szCs w:val="24"/>
-        </w:rPr>
-        <w:t xml:space="preserve"> </w:t>
-      </w:r>
-      <w:r>
-        <w:rPr>
-          <w:rFonts w:ascii="Courier New" w:eastAsia="Times New Roman" w:hAnsi="Courier New" w:cs="Courier New"/>
-          <w:sz w:val="20"/>
-          <w:szCs w:val="20"/>
-        </w:rPr>
-        <w:t>count</w:t>
-      </w:r>
-      <w:r>
-        <w:rPr>
-          <w:rFonts w:ascii="Times New Roman" w:eastAsia="Times New Roman" w:hAnsi="Times New Roman" w:cs="Times New Roman"/>
-          <w:sz w:val="24"/>
-          <w:szCs w:val="24"/>
-        </w:rPr>
-        <w:t xml:space="preserve"> </w:t>
-      </w:r>
-      <w:r>
-        <w:rPr>
-          <w:rFonts w:ascii="Nirmala UI" w:eastAsia="Times New Roman" w:hAnsi="Nirmala UI" w:cs="Nirmala UI"/>
-          <w:sz w:val="24"/>
-          <w:szCs w:val="24"/>
-        </w:rPr>
-        <w:t>বাড়বে</w:t>
-      </w:r>
-      <w:r>
-        <w:rPr>
-          <w:rFonts w:ascii="Times New Roman" w:eastAsia="Times New Roman" w:hAnsi="Times New Roman" w:cs="Times New Roman"/>
-          <w:sz w:val="24"/>
-          <w:szCs w:val="24"/>
-        </w:rPr>
-        <w:t xml:space="preserve"> </w:t>
-      </w:r>
-      <w:r>
-        <w:rPr>
-          <w:rFonts w:ascii="Nirmala UI" w:eastAsia="Times New Roman" w:hAnsi="Nirmala UI" w:cs="Nirmala UI"/>
-          <w:sz w:val="24"/>
-          <w:szCs w:val="24"/>
-        </w:rPr>
-        <w:t>এবং</w:t>
-      </w:r>
-      <w:r>
-        <w:rPr>
-          <w:rFonts w:ascii="Times New Roman" w:eastAsia="Times New Roman" w:hAnsi="Times New Roman" w:cs="Times New Roman"/>
-          <w:sz w:val="24"/>
-          <w:szCs w:val="24"/>
-        </w:rPr>
-        <w:t xml:space="preserve"> UI </w:t>
-      </w:r>
-      <w:r>
-        <w:rPr>
-          <w:rFonts w:ascii="Nirmala UI" w:eastAsia="Times New Roman" w:hAnsi="Nirmala UI" w:cs="Nirmala UI"/>
-          <w:sz w:val="24"/>
-          <w:szCs w:val="24"/>
-        </w:rPr>
-        <w:t>আপডেট</w:t>
-      </w:r>
-      <w:r>
-        <w:rPr>
-          <w:rFonts w:ascii="Times New Roman" w:eastAsia="Times New Roman" w:hAnsi="Times New Roman" w:cs="Times New Roman"/>
-          <w:sz w:val="24"/>
-          <w:szCs w:val="24"/>
-        </w:rPr>
-        <w:t xml:space="preserve"> </w:t>
-      </w:r>
-      <w:r>
-        <w:rPr>
-          <w:rFonts w:ascii="Nirmala UI" w:eastAsia="Times New Roman" w:hAnsi="Nirmala UI" w:cs="Nirmala UI"/>
-          <w:sz w:val="24"/>
-          <w:szCs w:val="24"/>
-        </w:rPr>
-        <w:t>হবে।</w:t>
-      </w:r>
-    </w:p>
-    <w:p>
-      <w:pPr>
         <w:spacing w:after="0" w:line="240" w:lineRule="auto"/>
         <w:rPr>
           <w:rFonts w:ascii="Times New Roman" w:eastAsia="Times New Roman" w:hAnsi="Times New Roman" w:cs="Times New Roman"/>
@@ -1598,7 +1877,7 @@
           <w:szCs w:val="24"/>
         </w:rPr>
         <w:pict>
-          <v:rect id="_x0000_i1026" style="width:0;height:1.5pt" o:hralign="center" o:hrstd="t" o:hr="t" fillcolor="#a0a0a0" stroked="f"/>
+          <v:rect id="_x0000_i1027" style="width:0;height:1.5pt" o:hralign="center" o:hrstd="t" o:hr="t" fillcolor="#a0a0a0" stroked="f"/>
         </w:pict>
       </w:r>
     </w:p>
@@ -1675,7 +1954,7 @@
       <w:pPr>
         <w:numPr>
           <w:ilvl w:val="0"/>
-          <w:numId w:val="3"/>
+          <w:numId w:val="8"/>
         </w:numPr>
         <w:spacing w:before="100" w:beforeAutospacing="1" w:after="100" w:afterAutospacing="1" w:line="240" w:lineRule="auto"/>
         <w:rPr>
@@ -1697,7 +1976,7 @@
       <w:pPr>
         <w:numPr>
           <w:ilvl w:val="0"/>
-          <w:numId w:val="3"/>
+          <w:numId w:val="8"/>
         </w:numPr>
         <w:spacing w:before="100" w:beforeAutospacing="1" w:after="100" w:afterAutospacing="1" w:line="240" w:lineRule="auto"/>
         <w:rPr>
@@ -1767,7 +2046,7 @@
       <w:pPr>
         <w:numPr>
           <w:ilvl w:val="0"/>
-          <w:numId w:val="3"/>
+          <w:numId w:val="8"/>
         </w:numPr>
         <w:spacing w:before="100" w:beforeAutospacing="1" w:after="100" w:afterAutospacing="1" w:line="240" w:lineRule="auto"/>
         <w:rPr>
@@ -1789,7 +2068,7 @@
       <w:pPr>
         <w:numPr>
           <w:ilvl w:val="0"/>
-          <w:numId w:val="3"/>
+          <w:numId w:val="8"/>
         </w:numPr>
         <w:spacing w:before="100" w:beforeAutospacing="1" w:after="100" w:afterAutospacing="1" w:line="240" w:lineRule="auto"/>
         <w:rPr>
@@ -1804,6 +2083,7 @@
           <w:sz w:val="20"/>
           <w:szCs w:val="20"/>
         </w:rPr>
+        <w:lastRenderedPageBreak/>
         <w:t>build()</w:t>
       </w:r>
       <w:r>
@@ -1868,7 +2148,7 @@
       <w:pPr>
         <w:numPr>
           <w:ilvl w:val="0"/>
-          <w:numId w:val="4"/>
+          <w:numId w:val="9"/>
         </w:numPr>
         <w:spacing w:before="100" w:beforeAutospacing="1" w:after="100" w:afterAutospacing="1" w:line="240" w:lineRule="auto"/>
         <w:rPr>
@@ -1890,7 +2170,7 @@
       <w:pPr>
         <w:numPr>
           <w:ilvl w:val="0"/>
-          <w:numId w:val="4"/>
+          <w:numId w:val="9"/>
         </w:numPr>
         <w:spacing w:before="100" w:beforeAutospacing="1" w:after="100" w:afterAutospacing="1" w:line="240" w:lineRule="auto"/>
         <w:rPr>
@@ -1944,7 +2224,7 @@
       <w:pPr>
         <w:numPr>
           <w:ilvl w:val="0"/>
-          <w:numId w:val="4"/>
+          <w:numId w:val="9"/>
         </w:numPr>
         <w:spacing w:before="100" w:beforeAutospacing="1" w:after="100" w:afterAutospacing="1" w:line="240" w:lineRule="auto"/>
         <w:rPr>
@@ -2022,7 +2302,7 @@
       <w:pPr>
         <w:numPr>
           <w:ilvl w:val="0"/>
-          <w:numId w:val="4"/>
+          <w:numId w:val="9"/>
         </w:numPr>
         <w:spacing w:before="100" w:beforeAutospacing="1" w:after="100" w:afterAutospacing="1" w:line="240" w:lineRule="auto"/>
         <w:rPr>
@@ -2068,7 +2348,7 @@
       <w:pPr>
         <w:numPr>
           <w:ilvl w:val="1"/>
-          <w:numId w:val="4"/>
+          <w:numId w:val="9"/>
         </w:numPr>
         <w:spacing w:before="100" w:beforeAutospacing="1" w:after="100" w:afterAutospacing="1" w:line="240" w:lineRule="auto"/>
         <w:rPr>
@@ -2098,7 +2378,7 @@
       <w:pPr>
         <w:numPr>
           <w:ilvl w:val="1"/>
-          <w:numId w:val="4"/>
+          <w:numId w:val="9"/>
         </w:numPr>
         <w:spacing w:before="100" w:beforeAutospacing="1" w:after="100" w:afterAutospacing="1" w:line="240" w:lineRule="auto"/>
         <w:rPr>
@@ -2140,7 +2420,7 @@
           <w:szCs w:val="24"/>
         </w:rPr>
         <w:pict>
-          <v:rect id="_x0000_i1027" style="width:0;height:1.5pt" o:hralign="center" o:hrstd="t" o:hr="t" fillcolor="#a0a0a0" stroked="f"/>
+          <v:rect id="_x0000_i1028" style="width:0;height:1.5pt" o:hralign="center" o:hrstd="t" o:hr="t" fillcolor="#a0a0a0" stroked="f"/>
         </w:pict>
       </w:r>
     </w:p>
@@ -2166,7 +2446,6 @@
           <w:sz w:val="48"/>
           <w:szCs w:val="48"/>
         </w:rPr>
-        <w:lastRenderedPageBreak/>
         <w:t>📊</w:t>
       </w:r>
       <w:r>
@@ -2700,7 +2979,7 @@
           <w:szCs w:val="24"/>
         </w:rPr>
         <w:pict>
-          <v:rect id="_x0000_i1028" style="width:0;height:1.5pt" o:hralign="center" o:hrstd="t" o:hr="t" fillcolor="#a0a0a0" stroked="f"/>
+          <v:rect id="_x0000_i1029" style="width:0;height:1.5pt" o:hralign="center" o:hrstd="t" o:hr="t" fillcolor="#a0a0a0" stroked="f"/>
         </w:pict>
       </w:r>
     </w:p>
@@ -2818,7 +3097,7 @@
       <w:pPr>
         <w:numPr>
           <w:ilvl w:val="0"/>
-          <w:numId w:val="5"/>
+          <w:numId w:val="10"/>
         </w:numPr>
         <w:spacing w:before="100" w:beforeAutospacing="1" w:after="100" w:afterAutospacing="1" w:line="240" w:lineRule="auto"/>
         <w:rPr>
@@ -2914,7 +3193,7 @@
       <w:pPr>
         <w:numPr>
           <w:ilvl w:val="0"/>
-          <w:numId w:val="5"/>
+          <w:numId w:val="10"/>
         </w:numPr>
         <w:spacing w:before="100" w:beforeAutospacing="1" w:after="100" w:afterAutospacing="1" w:line="240" w:lineRule="auto"/>
         <w:rPr>
@@ -2978,7 +3257,7 @@
       <w:pPr>
         <w:numPr>
           <w:ilvl w:val="0"/>
-          <w:numId w:val="5"/>
+          <w:numId w:val="10"/>
         </w:numPr>
         <w:spacing w:before="100" w:beforeAutospacing="1" w:after="100" w:afterAutospacing="1" w:line="240" w:lineRule="auto"/>
         <w:rPr>
@@ -3088,7 +3367,7 @@
       <w:pPr>
         <w:numPr>
           <w:ilvl w:val="0"/>
-          <w:numId w:val="5"/>
+          <w:numId w:val="10"/>
         </w:numPr>
         <w:spacing w:before="100" w:beforeAutospacing="1" w:after="100" w:afterAutospacing="1" w:line="240" w:lineRule="auto"/>
         <w:rPr>
@@ -3210,7 +3489,7 @@
           <w:szCs w:val="24"/>
         </w:rPr>
         <w:pict>
-          <v:rect id="_x0000_i1029" style="width:0;height:1.5pt" o:hralign="center" o:hrstd="t" o:hr="t" fillcolor="#a0a0a0" stroked="f"/>
+          <v:rect id="_x0000_i1030" style="width:0;height:1.5pt" o:hralign="center" o:hrstd="t" o:hr="t" fillcolor="#a0a0a0" stroked="f"/>
         </w:pict>
       </w:r>
     </w:p>
@@ -3395,6 +3674,7 @@
           <w:sz w:val="24"/>
           <w:szCs w:val="24"/>
         </w:rPr>
+        <w:lastRenderedPageBreak/>
         <w:t>StatelessWidget</w:t>
       </w:r>
       <w:r>
@@ -3623,6 +3903,652 @@
         </w:rPr>
         <w:t>হয়।</w:t>
       </w:r>
+    </w:p>
+    <w:p>
+      <w:pPr>
+        <w:spacing w:after="0" w:line="240" w:lineRule="auto"/>
+        <w:rPr>
+          <w:rFonts w:ascii="Times New Roman" w:eastAsia="Times New Roman" w:hAnsi="Times New Roman" w:cs="Times New Roman"/>
+          <w:sz w:val="24"/>
+          <w:szCs w:val="24"/>
+        </w:rPr>
+      </w:pPr>
+      <w:r>
+        <w:rPr>
+          <w:rFonts w:ascii="Times New Roman" w:eastAsia="Times New Roman" w:hAnsi="Times New Roman" w:cs="Times New Roman"/>
+          <w:sz w:val="24"/>
+          <w:szCs w:val="24"/>
+        </w:rPr>
+        <w:pict>
+          <v:rect id="_x0000_i1031" style="width:0;height:1.5pt" o:hralign="center" o:hrstd="t" o:hr="t" fillcolor="#a0a0a0" stroked="f"/>
+        </w:pict>
+      </w:r>
+    </w:p>
+    <w:p>
+      <w:pPr>
+        <w:spacing w:before="100" w:beforeAutospacing="1" w:after="100" w:afterAutospacing="1" w:line="240" w:lineRule="auto"/>
+        <w:outlineLvl w:val="0"/>
+        <w:rPr>
+          <w:rFonts w:ascii="Times New Roman" w:eastAsia="Times New Roman" w:hAnsi="Times New Roman" w:cs="Times New Roman"/>
+          <w:b/>
+          <w:bCs/>
+          <w:kern w:val="36"/>
+          <w:sz w:val="48"/>
+          <w:szCs w:val="48"/>
+        </w:rPr>
+      </w:pPr>
+      <w:r>
+        <w:rPr>
+          <w:rFonts w:ascii="Segoe UI Symbol" w:eastAsia="Times New Roman" w:hAnsi="Segoe UI Symbol" w:cs="Segoe UI Symbol"/>
+          <w:b/>
+          <w:bCs/>
+          <w:kern w:val="36"/>
+          <w:sz w:val="48"/>
+          <w:szCs w:val="48"/>
+        </w:rPr>
+        <w:t>📝</w:t>
+      </w:r>
+      <w:r>
+        <w:rPr>
+          <w:rFonts w:ascii="Times New Roman" w:eastAsia="Times New Roman" w:hAnsi="Times New Roman" w:cs="Times New Roman"/>
+          <w:b/>
+          <w:bCs/>
+          <w:kern w:val="36"/>
+          <w:sz w:val="48"/>
+          <w:szCs w:val="48"/>
+        </w:rPr>
+        <w:t xml:space="preserve"> Today's Homework</w:t>
+      </w:r>
+    </w:p>
+    <w:p>
+      <w:pPr>
+        <w:spacing w:before="100" w:beforeAutospacing="1" w:after="100" w:afterAutospacing="1" w:line="240" w:lineRule="auto"/>
+        <w:rPr>
+          <w:rFonts w:ascii="Times New Roman" w:eastAsia="Times New Roman" w:hAnsi="Times New Roman" w:cs="Times New Roman"/>
+          <w:sz w:val="24"/>
+          <w:szCs w:val="24"/>
+        </w:rPr>
+      </w:pPr>
+      <w:r>
+        <w:rPr>
+          <w:rFonts w:ascii="Nirmala UI" w:eastAsia="Times New Roman" w:hAnsi="Nirmala UI" w:cs="Nirmala UI"/>
+          <w:sz w:val="24"/>
+          <w:szCs w:val="24"/>
+        </w:rPr>
+        <w:t>একটি</w:t>
+      </w:r>
+      <w:r>
+        <w:rPr>
+          <w:rFonts w:ascii="Times New Roman" w:eastAsia="Times New Roman" w:hAnsi="Times New Roman" w:cs="Times New Roman"/>
+          <w:sz w:val="24"/>
+          <w:szCs w:val="24"/>
+        </w:rPr>
+        <w:t xml:space="preserve"> </w:t>
+      </w:r>
+      <w:r>
+        <w:rPr>
+          <w:rFonts w:ascii="Times New Roman" w:eastAsia="Times New Roman" w:hAnsi="Times New Roman" w:cs="Times New Roman"/>
+          <w:b/>
+          <w:bCs/>
+          <w:sz w:val="24"/>
+          <w:szCs w:val="24"/>
+        </w:rPr>
+        <w:t>Like Button App</w:t>
+      </w:r>
+      <w:r>
+        <w:rPr>
+          <w:rFonts w:ascii="Times New Roman" w:eastAsia="Times New Roman" w:hAnsi="Times New Roman" w:cs="Times New Roman"/>
+          <w:sz w:val="24"/>
+          <w:szCs w:val="24"/>
+        </w:rPr>
+        <w:t xml:space="preserve"> </w:t>
+      </w:r>
+      <w:r>
+        <w:rPr>
+          <w:rFonts w:ascii="Nirmala UI" w:eastAsia="Times New Roman" w:hAnsi="Nirmala UI" w:cs="Nirmala UI"/>
+          <w:sz w:val="24"/>
+          <w:szCs w:val="24"/>
+        </w:rPr>
+        <w:t>বানাও।</w:t>
+      </w:r>
+    </w:p>
+    <w:p>
+      <w:pPr>
+        <w:spacing w:before="100" w:beforeAutospacing="1" w:after="100" w:afterAutospacing="1" w:line="240" w:lineRule="auto"/>
+        <w:rPr>
+          <w:rFonts w:ascii="Times New Roman" w:eastAsia="Times New Roman" w:hAnsi="Times New Roman" w:cs="Times New Roman"/>
+          <w:sz w:val="24"/>
+          <w:szCs w:val="24"/>
+        </w:rPr>
+      </w:pPr>
+      <w:r>
+        <w:rPr>
+          <w:rFonts w:ascii="Times New Roman" w:eastAsia="Times New Roman" w:hAnsi="Times New Roman" w:cs="Times New Roman"/>
+          <w:b/>
+          <w:bCs/>
+          <w:sz w:val="24"/>
+          <w:szCs w:val="24"/>
+        </w:rPr>
+        <w:t>Requirements:</w:t>
+      </w:r>
+    </w:p>
+    <w:p>
+      <w:pPr>
+        <w:numPr>
+          <w:ilvl w:val="0"/>
+          <w:numId w:val="11"/>
+        </w:numPr>
+        <w:spacing w:before="100" w:beforeAutospacing="1" w:after="100" w:afterAutospacing="1" w:line="240" w:lineRule="auto"/>
+        <w:rPr>
+          <w:rFonts w:ascii="Times New Roman" w:eastAsia="Times New Roman" w:hAnsi="Times New Roman" w:cs="Times New Roman"/>
+          <w:sz w:val="24"/>
+          <w:szCs w:val="24"/>
+        </w:rPr>
+      </w:pPr>
+      <w:r>
+        <w:rPr>
+          <w:rFonts w:ascii="Segoe UI Symbol" w:eastAsia="Times New Roman" w:hAnsi="Segoe UI Symbol" w:cs="Segoe UI Symbol"/>
+          <w:sz w:val="24"/>
+          <w:szCs w:val="24"/>
+        </w:rPr>
+        <w:t>❤️</w:t>
+      </w:r>
+      <w:r>
+        <w:rPr>
+          <w:rFonts w:ascii="Times New Roman" w:eastAsia="Times New Roman" w:hAnsi="Times New Roman" w:cs="Times New Roman"/>
+          <w:sz w:val="24"/>
+          <w:szCs w:val="24"/>
+        </w:rPr>
+        <w:t xml:space="preserve"> </w:t>
+      </w:r>
+      <w:r>
+        <w:rPr>
+          <w:rFonts w:ascii="Nirmala UI" w:eastAsia="Times New Roman" w:hAnsi="Nirmala UI" w:cs="Nirmala UI"/>
+          <w:sz w:val="24"/>
+          <w:szCs w:val="24"/>
+        </w:rPr>
+        <w:t>একটি</w:t>
+      </w:r>
+      <w:r>
+        <w:rPr>
+          <w:rFonts w:ascii="Times New Roman" w:eastAsia="Times New Roman" w:hAnsi="Times New Roman" w:cs="Times New Roman"/>
+          <w:sz w:val="24"/>
+          <w:szCs w:val="24"/>
+        </w:rPr>
+        <w:t xml:space="preserve"> Heart Icon </w:t>
+      </w:r>
+      <w:r>
+        <w:rPr>
+          <w:rFonts w:ascii="Nirmala UI" w:eastAsia="Times New Roman" w:hAnsi="Nirmala UI" w:cs="Nirmala UI"/>
+          <w:sz w:val="24"/>
+          <w:szCs w:val="24"/>
+        </w:rPr>
+        <w:t>থাকবে।</w:t>
+      </w:r>
+      <w:r>
+        <w:rPr>
+          <w:rFonts w:ascii="Times New Roman" w:eastAsia="Times New Roman" w:hAnsi="Times New Roman" w:cs="Times New Roman"/>
+          <w:sz w:val="24"/>
+          <w:szCs w:val="24"/>
+        </w:rPr>
+        <w:t xml:space="preserve"> </w:t>
+      </w:r>
+    </w:p>
+    <w:p>
+      <w:pPr>
+        <w:numPr>
+          <w:ilvl w:val="0"/>
+          <w:numId w:val="11"/>
+        </w:numPr>
+        <w:spacing w:before="100" w:beforeAutospacing="1" w:after="100" w:afterAutospacing="1" w:line="240" w:lineRule="auto"/>
+        <w:rPr>
+          <w:rFonts w:ascii="Times New Roman" w:eastAsia="Times New Roman" w:hAnsi="Times New Roman" w:cs="Times New Roman"/>
+          <w:sz w:val="24"/>
+          <w:szCs w:val="24"/>
+        </w:rPr>
+      </w:pPr>
+      <w:r>
+        <w:rPr>
+          <w:rFonts w:ascii="Nirmala UI" w:eastAsia="Times New Roman" w:hAnsi="Nirmala UI" w:cs="Nirmala UI"/>
+          <w:sz w:val="24"/>
+          <w:szCs w:val="24"/>
+        </w:rPr>
+        <w:t>শুরুতে</w:t>
+      </w:r>
+      <w:r>
+        <w:rPr>
+          <w:rFonts w:ascii="Times New Roman" w:eastAsia="Times New Roman" w:hAnsi="Times New Roman" w:cs="Times New Roman"/>
+          <w:sz w:val="24"/>
+          <w:szCs w:val="24"/>
+        </w:rPr>
+        <w:t xml:space="preserve"> Icon-</w:t>
+      </w:r>
+      <w:r>
+        <w:rPr>
+          <w:rFonts w:ascii="Nirmala UI" w:eastAsia="Times New Roman" w:hAnsi="Nirmala UI" w:cs="Nirmala UI"/>
+          <w:sz w:val="24"/>
+          <w:szCs w:val="24"/>
+        </w:rPr>
+        <w:t>এর</w:t>
+      </w:r>
+      <w:r>
+        <w:rPr>
+          <w:rFonts w:ascii="Times New Roman" w:eastAsia="Times New Roman" w:hAnsi="Times New Roman" w:cs="Times New Roman"/>
+          <w:sz w:val="24"/>
+          <w:szCs w:val="24"/>
+        </w:rPr>
+        <w:t xml:space="preserve"> </w:t>
+      </w:r>
+      <w:r>
+        <w:rPr>
+          <w:rFonts w:ascii="Nirmala UI" w:eastAsia="Times New Roman" w:hAnsi="Nirmala UI" w:cs="Nirmala UI"/>
+          <w:sz w:val="24"/>
+          <w:szCs w:val="24"/>
+        </w:rPr>
+        <w:t>নিচে</w:t>
+      </w:r>
+      <w:r>
+        <w:rPr>
+          <w:rFonts w:ascii="Times New Roman" w:eastAsia="Times New Roman" w:hAnsi="Times New Roman" w:cs="Times New Roman"/>
+          <w:sz w:val="24"/>
+          <w:szCs w:val="24"/>
+        </w:rPr>
+        <w:t xml:space="preserve"> </w:t>
+      </w:r>
+      <w:r>
+        <w:rPr>
+          <w:rFonts w:ascii="Courier New" w:eastAsia="Times New Roman" w:hAnsi="Courier New" w:cs="Courier New"/>
+          <w:sz w:val="20"/>
+          <w:szCs w:val="20"/>
+        </w:rPr>
+        <w:t>Likes: 0</w:t>
+      </w:r>
+      <w:r>
+        <w:rPr>
+          <w:rFonts w:ascii="Times New Roman" w:eastAsia="Times New Roman" w:hAnsi="Times New Roman" w:cs="Times New Roman"/>
+          <w:sz w:val="24"/>
+          <w:szCs w:val="24"/>
+        </w:rPr>
+        <w:t xml:space="preserve"> </w:t>
+      </w:r>
+      <w:r>
+        <w:rPr>
+          <w:rFonts w:ascii="Nirmala UI" w:eastAsia="Times New Roman" w:hAnsi="Nirmala UI" w:cs="Nirmala UI"/>
+          <w:sz w:val="24"/>
+          <w:szCs w:val="24"/>
+        </w:rPr>
+        <w:t>দেখাবে।</w:t>
+      </w:r>
+      <w:r>
+        <w:rPr>
+          <w:rFonts w:ascii="Times New Roman" w:eastAsia="Times New Roman" w:hAnsi="Times New Roman" w:cs="Times New Roman"/>
+          <w:sz w:val="24"/>
+          <w:szCs w:val="24"/>
+        </w:rPr>
+        <w:t xml:space="preserve"> </w:t>
+      </w:r>
+    </w:p>
+    <w:p>
+      <w:pPr>
+        <w:numPr>
+          <w:ilvl w:val="0"/>
+          <w:numId w:val="11"/>
+        </w:numPr>
+        <w:spacing w:before="100" w:beforeAutospacing="1" w:after="100" w:afterAutospacing="1" w:line="240" w:lineRule="auto"/>
+        <w:rPr>
+          <w:rFonts w:ascii="Times New Roman" w:eastAsia="Times New Roman" w:hAnsi="Times New Roman" w:cs="Times New Roman"/>
+          <w:sz w:val="24"/>
+          <w:szCs w:val="24"/>
+        </w:rPr>
+      </w:pPr>
+      <w:r>
+        <w:rPr>
+          <w:rFonts w:ascii="Times New Roman" w:eastAsia="Times New Roman" w:hAnsi="Times New Roman" w:cs="Times New Roman"/>
+          <w:sz w:val="24"/>
+          <w:szCs w:val="24"/>
+        </w:rPr>
+        <w:t xml:space="preserve">Heart Icon </w:t>
+      </w:r>
+      <w:r>
+        <w:rPr>
+          <w:rFonts w:ascii="Nirmala UI" w:eastAsia="Times New Roman" w:hAnsi="Nirmala UI" w:cs="Nirmala UI"/>
+          <w:sz w:val="24"/>
+          <w:szCs w:val="24"/>
+        </w:rPr>
+        <w:t>চাপলে</w:t>
+      </w:r>
+      <w:r>
+        <w:rPr>
+          <w:rFonts w:ascii="Times New Roman" w:eastAsia="Times New Roman" w:hAnsi="Times New Roman" w:cs="Times New Roman"/>
+          <w:sz w:val="24"/>
+          <w:szCs w:val="24"/>
+        </w:rPr>
+        <w:t xml:space="preserve"> Like </w:t>
+      </w:r>
+      <w:r>
+        <w:rPr>
+          <w:rFonts w:ascii="Nirmala UI" w:eastAsia="Times New Roman" w:hAnsi="Nirmala UI" w:cs="Nirmala UI"/>
+          <w:sz w:val="24"/>
+          <w:szCs w:val="24"/>
+        </w:rPr>
+        <w:t>সংখ্যা</w:t>
+      </w:r>
+      <w:r>
+        <w:rPr>
+          <w:rFonts w:ascii="Times New Roman" w:eastAsia="Times New Roman" w:hAnsi="Times New Roman" w:cs="Times New Roman"/>
+          <w:sz w:val="24"/>
+          <w:szCs w:val="24"/>
+        </w:rPr>
+        <w:t xml:space="preserve"> </w:t>
+      </w:r>
+      <w:r>
+        <w:rPr>
+          <w:rFonts w:ascii="Nirmala UI" w:eastAsia="Times New Roman" w:hAnsi="Nirmala UI" w:cs="Nirmala UI"/>
+          <w:sz w:val="24"/>
+          <w:szCs w:val="24"/>
+        </w:rPr>
+        <w:t>১</w:t>
+      </w:r>
+      <w:r>
+        <w:rPr>
+          <w:rFonts w:ascii="Times New Roman" w:eastAsia="Times New Roman" w:hAnsi="Times New Roman" w:cs="Times New Roman"/>
+          <w:sz w:val="24"/>
+          <w:szCs w:val="24"/>
+        </w:rPr>
+        <w:t xml:space="preserve"> </w:t>
+      </w:r>
+      <w:r>
+        <w:rPr>
+          <w:rFonts w:ascii="Nirmala UI" w:eastAsia="Times New Roman" w:hAnsi="Nirmala UI" w:cs="Nirmala UI"/>
+          <w:sz w:val="24"/>
+          <w:szCs w:val="24"/>
+        </w:rPr>
+        <w:t>করে</w:t>
+      </w:r>
+      <w:r>
+        <w:rPr>
+          <w:rFonts w:ascii="Times New Roman" w:eastAsia="Times New Roman" w:hAnsi="Times New Roman" w:cs="Times New Roman"/>
+          <w:sz w:val="24"/>
+          <w:szCs w:val="24"/>
+        </w:rPr>
+        <w:t xml:space="preserve"> </w:t>
+      </w:r>
+      <w:r>
+        <w:rPr>
+          <w:rFonts w:ascii="Nirmala UI" w:eastAsia="Times New Roman" w:hAnsi="Nirmala UI" w:cs="Nirmala UI"/>
+          <w:sz w:val="24"/>
+          <w:szCs w:val="24"/>
+        </w:rPr>
+        <w:t>বাড়বে।</w:t>
+      </w:r>
+      <w:r>
+        <w:rPr>
+          <w:rFonts w:ascii="Times New Roman" w:eastAsia="Times New Roman" w:hAnsi="Times New Roman" w:cs="Times New Roman"/>
+          <w:sz w:val="24"/>
+          <w:szCs w:val="24"/>
+        </w:rPr>
+        <w:t xml:space="preserve"> </w:t>
+      </w:r>
+    </w:p>
+    <w:p>
+      <w:pPr>
+        <w:numPr>
+          <w:ilvl w:val="0"/>
+          <w:numId w:val="11"/>
+        </w:numPr>
+        <w:spacing w:before="100" w:beforeAutospacing="1" w:after="100" w:afterAutospacing="1" w:line="240" w:lineRule="auto"/>
+        <w:rPr>
+          <w:rFonts w:ascii="Times New Roman" w:eastAsia="Times New Roman" w:hAnsi="Times New Roman" w:cs="Times New Roman"/>
+          <w:sz w:val="24"/>
+          <w:szCs w:val="24"/>
+        </w:rPr>
+      </w:pPr>
+      <w:r>
+        <w:rPr>
+          <w:rFonts w:ascii="Courier New" w:eastAsia="Times New Roman" w:hAnsi="Courier New" w:cs="Courier New"/>
+          <w:sz w:val="20"/>
+          <w:szCs w:val="20"/>
+        </w:rPr>
+        <w:t>StatefulWidget</w:t>
+      </w:r>
+      <w:r>
+        <w:rPr>
+          <w:rFonts w:ascii="Times New Roman" w:eastAsia="Times New Roman" w:hAnsi="Times New Roman" w:cs="Times New Roman"/>
+          <w:sz w:val="24"/>
+          <w:szCs w:val="24"/>
+        </w:rPr>
+        <w:t xml:space="preserve"> </w:t>
+      </w:r>
+      <w:r>
+        <w:rPr>
+          <w:rFonts w:ascii="Nirmala UI" w:eastAsia="Times New Roman" w:hAnsi="Nirmala UI" w:cs="Nirmala UI"/>
+          <w:sz w:val="24"/>
+          <w:szCs w:val="24"/>
+        </w:rPr>
+        <w:t>এবং</w:t>
+      </w:r>
+      <w:r>
+        <w:rPr>
+          <w:rFonts w:ascii="Times New Roman" w:eastAsia="Times New Roman" w:hAnsi="Times New Roman" w:cs="Times New Roman"/>
+          <w:sz w:val="24"/>
+          <w:szCs w:val="24"/>
+        </w:rPr>
+        <w:t xml:space="preserve"> </w:t>
+      </w:r>
+      <w:r>
+        <w:rPr>
+          <w:rFonts w:ascii="Courier New" w:eastAsia="Times New Roman" w:hAnsi="Courier New" w:cs="Courier New"/>
+          <w:sz w:val="20"/>
+          <w:szCs w:val="20"/>
+        </w:rPr>
+        <w:t>setState()</w:t>
+      </w:r>
+      <w:r>
+        <w:rPr>
+          <w:rFonts w:ascii="Times New Roman" w:eastAsia="Times New Roman" w:hAnsi="Times New Roman" w:cs="Times New Roman"/>
+          <w:sz w:val="24"/>
+          <w:szCs w:val="24"/>
+        </w:rPr>
+        <w:t xml:space="preserve"> </w:t>
+      </w:r>
+      <w:r>
+        <w:rPr>
+          <w:rFonts w:ascii="Nirmala UI" w:eastAsia="Times New Roman" w:hAnsi="Nirmala UI" w:cs="Nirmala UI"/>
+          <w:sz w:val="24"/>
+          <w:szCs w:val="24"/>
+        </w:rPr>
+        <w:t>ব্যবহার</w:t>
+      </w:r>
+      <w:r>
+        <w:rPr>
+          <w:rFonts w:ascii="Times New Roman" w:eastAsia="Times New Roman" w:hAnsi="Times New Roman" w:cs="Times New Roman"/>
+          <w:sz w:val="24"/>
+          <w:szCs w:val="24"/>
+        </w:rPr>
+        <w:t xml:space="preserve"> </w:t>
+      </w:r>
+      <w:r>
+        <w:rPr>
+          <w:rFonts w:ascii="Nirmala UI" w:eastAsia="Times New Roman" w:hAnsi="Nirmala UI" w:cs="Nirmala UI"/>
+          <w:sz w:val="24"/>
+          <w:szCs w:val="24"/>
+        </w:rPr>
+        <w:t>করবে।</w:t>
+      </w:r>
+      <w:r>
+        <w:rPr>
+          <w:rFonts w:ascii="Times New Roman" w:eastAsia="Times New Roman" w:hAnsi="Times New Roman" w:cs="Times New Roman"/>
+          <w:sz w:val="24"/>
+          <w:szCs w:val="24"/>
+        </w:rPr>
+        <w:t xml:space="preserve"> </w:t>
+      </w:r>
+    </w:p>
+    <w:p>
+      <w:pPr>
+        <w:spacing w:before="100" w:beforeAutospacing="1" w:after="100" w:afterAutospacing="1" w:line="240" w:lineRule="auto"/>
+        <w:rPr>
+          <w:rFonts w:ascii="Times New Roman" w:eastAsia="Times New Roman" w:hAnsi="Times New Roman" w:cs="Times New Roman"/>
+          <w:sz w:val="24"/>
+          <w:szCs w:val="24"/>
+        </w:rPr>
+      </w:pPr>
+      <w:r>
+        <w:rPr>
+          <w:rFonts w:ascii="Nirmala UI" w:eastAsia="Times New Roman" w:hAnsi="Nirmala UI" w:cs="Nirmala UI"/>
+          <w:b/>
+          <w:bCs/>
+          <w:sz w:val="24"/>
+          <w:szCs w:val="24"/>
+        </w:rPr>
+        <w:t>আগামীকালের</w:t>
+      </w:r>
+      <w:r>
+        <w:rPr>
+          <w:rFonts w:ascii="Times New Roman" w:eastAsia="Times New Roman" w:hAnsi="Times New Roman" w:cs="Times New Roman"/>
+          <w:b/>
+          <w:bCs/>
+          <w:sz w:val="24"/>
+          <w:szCs w:val="24"/>
+        </w:rPr>
+        <w:t xml:space="preserve"> </w:t>
+      </w:r>
+      <w:r>
+        <w:rPr>
+          <w:rFonts w:ascii="Nirmala UI" w:eastAsia="Times New Roman" w:hAnsi="Nirmala UI" w:cs="Nirmala UI"/>
+          <w:b/>
+          <w:bCs/>
+          <w:sz w:val="24"/>
+          <w:szCs w:val="24"/>
+        </w:rPr>
+        <w:t>টপিক</w:t>
+      </w:r>
+      <w:r>
+        <w:rPr>
+          <w:rFonts w:ascii="Times New Roman" w:eastAsia="Times New Roman" w:hAnsi="Times New Roman" w:cs="Times New Roman"/>
+          <w:b/>
+          <w:bCs/>
+          <w:sz w:val="24"/>
+          <w:szCs w:val="24"/>
+        </w:rPr>
+        <w:t>:</w:t>
+      </w:r>
+      <w:r>
+        <w:rPr>
+          <w:rFonts w:ascii="Times New Roman" w:eastAsia="Times New Roman" w:hAnsi="Times New Roman" w:cs="Times New Roman"/>
+          <w:sz w:val="24"/>
+          <w:szCs w:val="24"/>
+        </w:rPr>
+        <w:t xml:space="preserve"> </w:t>
+      </w:r>
+      <w:r>
+        <w:rPr>
+          <w:rFonts w:ascii="Times New Roman" w:eastAsia="Times New Roman" w:hAnsi="Times New Roman" w:cs="Times New Roman"/>
+          <w:b/>
+          <w:bCs/>
+          <w:sz w:val="24"/>
+          <w:szCs w:val="24"/>
+        </w:rPr>
+        <w:t>Basic Widgets</w:t>
+      </w:r>
+      <w:r>
+        <w:rPr>
+          <w:rFonts w:ascii="Times New Roman" w:eastAsia="Times New Roman" w:hAnsi="Times New Roman" w:cs="Times New Roman"/>
+          <w:sz w:val="24"/>
+          <w:szCs w:val="24"/>
+        </w:rPr>
+        <w:t xml:space="preserve"> (</w:t>
+      </w:r>
+      <w:r>
+        <w:rPr>
+          <w:rFonts w:ascii="Courier New" w:eastAsia="Times New Roman" w:hAnsi="Courier New" w:cs="Courier New"/>
+          <w:sz w:val="20"/>
+          <w:szCs w:val="20"/>
+        </w:rPr>
+        <w:t>Container</w:t>
+      </w:r>
+      <w:r>
+        <w:rPr>
+          <w:rFonts w:ascii="Times New Roman" w:eastAsia="Times New Roman" w:hAnsi="Times New Roman" w:cs="Times New Roman"/>
+          <w:sz w:val="24"/>
+          <w:szCs w:val="24"/>
+        </w:rPr>
+        <w:t xml:space="preserve">, </w:t>
+      </w:r>
+      <w:r>
+        <w:rPr>
+          <w:rFonts w:ascii="Courier New" w:eastAsia="Times New Roman" w:hAnsi="Courier New" w:cs="Courier New"/>
+          <w:sz w:val="20"/>
+          <w:szCs w:val="20"/>
+        </w:rPr>
+        <w:t>Row</w:t>
+      </w:r>
+      <w:r>
+        <w:rPr>
+          <w:rFonts w:ascii="Times New Roman" w:eastAsia="Times New Roman" w:hAnsi="Times New Roman" w:cs="Times New Roman"/>
+          <w:sz w:val="24"/>
+          <w:szCs w:val="24"/>
+        </w:rPr>
+        <w:t xml:space="preserve">, </w:t>
+      </w:r>
+      <w:r>
+        <w:rPr>
+          <w:rFonts w:ascii="Courier New" w:eastAsia="Times New Roman" w:hAnsi="Courier New" w:cs="Courier New"/>
+          <w:sz w:val="20"/>
+          <w:szCs w:val="20"/>
+        </w:rPr>
+        <w:t>Column</w:t>
+      </w:r>
+      <w:r>
+        <w:rPr>
+          <w:rFonts w:ascii="Times New Roman" w:eastAsia="Times New Roman" w:hAnsi="Times New Roman" w:cs="Times New Roman"/>
+          <w:sz w:val="24"/>
+          <w:szCs w:val="24"/>
+        </w:rPr>
+        <w:t xml:space="preserve">, </w:t>
+      </w:r>
+      <w:r>
+        <w:rPr>
+          <w:rFonts w:ascii="Courier New" w:eastAsia="Times New Roman" w:hAnsi="Courier New" w:cs="Courier New"/>
+          <w:sz w:val="20"/>
+          <w:szCs w:val="20"/>
+        </w:rPr>
+        <w:t>Padding</w:t>
+      </w:r>
+      <w:r>
+        <w:rPr>
+          <w:rFonts w:ascii="Times New Roman" w:eastAsia="Times New Roman" w:hAnsi="Times New Roman" w:cs="Times New Roman"/>
+          <w:sz w:val="24"/>
+          <w:szCs w:val="24"/>
+        </w:rPr>
+        <w:t xml:space="preserve">, </w:t>
+      </w:r>
+      <w:r>
+        <w:rPr>
+          <w:rFonts w:ascii="Courier New" w:eastAsia="Times New Roman" w:hAnsi="Courier New" w:cs="Courier New"/>
+          <w:sz w:val="20"/>
+          <w:szCs w:val="20"/>
+        </w:rPr>
+        <w:t>SizedBox</w:t>
+      </w:r>
+      <w:r>
+        <w:rPr>
+          <w:rFonts w:ascii="Times New Roman" w:eastAsia="Times New Roman" w:hAnsi="Times New Roman" w:cs="Times New Roman"/>
+          <w:sz w:val="24"/>
+          <w:szCs w:val="24"/>
+        </w:rPr>
+        <w:t>)</w:t>
+      </w:r>
+      <w:r>
+        <w:rPr>
+          <w:rFonts w:ascii="Nirmala UI" w:eastAsia="Times New Roman" w:hAnsi="Nirmala UI" w:cs="Nirmala UI"/>
+          <w:sz w:val="24"/>
+          <w:szCs w:val="24"/>
+        </w:rPr>
+        <w:t>।</w:t>
+      </w:r>
+    </w:p>
+    <w:p>
       <w:bookmarkStart w:id="0" w:name="_GoBack"/>
       <w:bookmarkEnd w:id="0"/>
     </w:p>
@@ -3788,6 +4714,155 @@
     </w:lvl>
   </w:abstractNum>
   <w:abstractNum w:abstractNumId="1">
+    <w:nsid w:val="15A62D02"/>
+    <w:multiLevelType w:val="multilevel"/>
+    <w:tmpl w:val="A008C33E"/>
+    <w:lvl w:ilvl="0">
+      <w:start w:val="1"/>
+      <w:numFmt w:val="bullet"/>
+      <w:lvlText w:val=""/>
+      <w:lvlJc w:val="left"/>
+      <w:pPr>
+        <w:tabs>
+          <w:tab w:val="num" w:pos="720"/>
+        </w:tabs>
+        <w:ind w:left="720" w:hanging="360"/>
+      </w:pPr>
+      <w:rPr>
+        <w:rFonts w:ascii="Symbol" w:hAnsi="Symbol" w:hint="default"/>
+        <w:sz w:val="20"/>
+      </w:rPr>
+    </w:lvl>
+    <w:lvl w:ilvl="1" w:tentative="1">
+      <w:start w:val="1"/>
+      <w:numFmt w:val="bullet"/>
+      <w:lvlText w:val="o"/>
+      <w:lvlJc w:val="left"/>
+      <w:pPr>
+        <w:tabs>
+          <w:tab w:val="num" w:pos="1440"/>
+        </w:tabs>
+        <w:ind w:left="1440" w:hanging="360"/>
+      </w:pPr>
+      <w:rPr>
+        <w:rFonts w:ascii="Courier New" w:hAnsi="Courier New" w:hint="default"/>
+        <w:sz w:val="20"/>
+      </w:rPr>
+    </w:lvl>
+    <w:lvl w:ilvl="2" w:tentative="1">
+      <w:start w:val="1"/>
+      <w:numFmt w:val="bullet"/>
+      <w:lvlText w:val=""/>
+      <w:lvlJc w:val="left"/>
+      <w:pPr>
+        <w:tabs>
+          <w:tab w:val="num" w:pos="2160"/>
+        </w:tabs>
+        <w:ind w:left="2160" w:hanging="360"/>
+      </w:pPr>
+      <w:rPr>
+        <w:rFonts w:ascii="Wingdings" w:hAnsi="Wingdings" w:hint="default"/>
+        <w:sz w:val="20"/>
+      </w:rPr>
+    </w:lvl>
+    <w:lvl w:ilvl="3" w:tentative="1">
+      <w:start w:val="1"/>
+      <w:numFmt w:val="bullet"/>
+      <w:lvlText w:val=""/>
+      <w:lvlJc w:val="left"/>
+      <w:pPr>
+        <w:tabs>
+          <w:tab w:val="num" w:pos="2880"/>
+        </w:tabs>
+        <w:ind w:left="2880" w:hanging="360"/>
+      </w:pPr>
+      <w:rPr>
+        <w:rFonts w:ascii="Wingdings" w:hAnsi="Wingdings" w:hint="default"/>
+        <w:sz w:val="20"/>
+      </w:rPr>
+    </w:lvl>
+    <w:lvl w:ilvl="4" w:tentative="1">
+      <w:start w:val="1"/>
+      <w:numFmt w:val="bullet"/>
+      <w:lvlText w:val=""/>
+      <w:lvlJc w:val="left"/>
+      <w:pPr>
+        <w:tabs>
+          <w:tab w:val="num" w:pos="3600"/>
+        </w:tabs>
+        <w:ind w:left="3600" w:hanging="360"/>
+      </w:pPr>
+      <w:rPr>
+        <w:rFonts w:ascii="Wingdings" w:hAnsi="Wingdings" w:hint="default"/>
+        <w:sz w:val="20"/>
+      </w:rPr>
+    </w:lvl>
+    <w:lvl w:ilvl="5" w:tentative="1">
+      <w:start w:val="1"/>
+      <w:numFmt w:val="bullet"/>
+      <w:lvlText w:val=""/>
+      <w:lvlJc w:val="left"/>
+      <w:pPr>
+        <w:tabs>
+          <w:tab w:val="num" w:pos="4320"/>
+        </w:tabs>
+        <w:ind w:left="4320" w:hanging="360"/>
+      </w:pPr>
+      <w:rPr>
+        <w:rFonts w:ascii="Wingdings" w:hAnsi="Wingdings" w:hint="default"/>
+        <w:sz w:val="20"/>
+      </w:rPr>
+    </w:lvl>
+    <w:lvl w:ilvl="6" w:tentative="1">
+      <w:start w:val="1"/>
+      <w:numFmt w:val="bullet"/>
+      <w:lvlText w:val=""/>
+      <w:lvlJc w:val="left"/>
+      <w:pPr>
+        <w:tabs>
+          <w:tab w:val="num" w:pos="5040"/>
+        </w:tabs>
+        <w:ind w:left="5040" w:hanging="360"/>
+      </w:pPr>
+      <w:rPr>
+        <w:rFonts w:ascii="Wingdings" w:hAnsi="Wingdings" w:hint="default"/>
+        <w:sz w:val="20"/>
+      </w:rPr>
+    </w:lvl>
+    <w:lvl w:ilvl="7" w:tentative="1">
+      <w:start w:val="1"/>
+      <w:numFmt w:val="bullet"/>
+      <w:lvlText w:val=""/>
+      <w:lvlJc w:val="left"/>
+      <w:pPr>
+        <w:tabs>
+          <w:tab w:val="num" w:pos="5760"/>
+        </w:tabs>
+        <w:ind w:left="5760" w:hanging="360"/>
+      </w:pPr>
+      <w:rPr>
+        <w:rFonts w:ascii="Wingdings" w:hAnsi="Wingdings" w:hint="default"/>
+        <w:sz w:val="20"/>
+      </w:rPr>
+    </w:lvl>
+    <w:lvl w:ilvl="8" w:tentative="1">
+      <w:start w:val="1"/>
+      <w:numFmt w:val="bullet"/>
+      <w:lvlText w:val=""/>
+      <w:lvlJc w:val="left"/>
+      <w:pPr>
+        <w:tabs>
+          <w:tab w:val="num" w:pos="6480"/>
+        </w:tabs>
+        <w:ind w:left="6480" w:hanging="360"/>
+      </w:pPr>
+      <w:rPr>
+        <w:rFonts w:ascii="Wingdings" w:hAnsi="Wingdings" w:hint="default"/>
+        <w:sz w:val="20"/>
+      </w:rPr>
+    </w:lvl>
+  </w:abstractNum>
+  <w:abstractNum w:abstractNumId="2">
     <w:nsid w:val="27504FBA"/>
     <w:multiLevelType w:val="multilevel"/>
     <w:tmpl w:val="D2583214"/>
@@ -3936,7 +5011,156 @@
       </w:rPr>
     </w:lvl>
   </w:abstractNum>
-  <w:abstractNum w:abstractNumId="2">
+  <w:abstractNum w:abstractNumId="3">
+    <w:nsid w:val="2A1B7C44"/>
+    <w:multiLevelType w:val="multilevel"/>
+    <w:tmpl w:val="08B45996"/>
+    <w:lvl w:ilvl="0">
+      <w:start w:val="1"/>
+      <w:numFmt w:val="bullet"/>
+      <w:lvlText w:val=""/>
+      <w:lvlJc w:val="left"/>
+      <w:pPr>
+        <w:tabs>
+          <w:tab w:val="num" w:pos="720"/>
+        </w:tabs>
+        <w:ind w:left="720" w:hanging="360"/>
+      </w:pPr>
+      <w:rPr>
+        <w:rFonts w:ascii="Symbol" w:hAnsi="Symbol" w:hint="default"/>
+        <w:sz w:val="20"/>
+      </w:rPr>
+    </w:lvl>
+    <w:lvl w:ilvl="1" w:tentative="1">
+      <w:start w:val="1"/>
+      <w:numFmt w:val="bullet"/>
+      <w:lvlText w:val="o"/>
+      <w:lvlJc w:val="left"/>
+      <w:pPr>
+        <w:tabs>
+          <w:tab w:val="num" w:pos="1440"/>
+        </w:tabs>
+        <w:ind w:left="1440" w:hanging="360"/>
+      </w:pPr>
+      <w:rPr>
+        <w:rFonts w:ascii="Courier New" w:hAnsi="Courier New" w:hint="default"/>
+        <w:sz w:val="20"/>
+      </w:rPr>
+    </w:lvl>
+    <w:lvl w:ilvl="2" w:tentative="1">
+      <w:start w:val="1"/>
+      <w:numFmt w:val="bullet"/>
+      <w:lvlText w:val=""/>
+      <w:lvlJc w:val="left"/>
+      <w:pPr>
+        <w:tabs>
+          <w:tab w:val="num" w:pos="2160"/>
+        </w:tabs>
+        <w:ind w:left="2160" w:hanging="360"/>
+      </w:pPr>
+      <w:rPr>
+        <w:rFonts w:ascii="Wingdings" w:hAnsi="Wingdings" w:hint="default"/>
+        <w:sz w:val="20"/>
+      </w:rPr>
+    </w:lvl>
+    <w:lvl w:ilvl="3" w:tentative="1">
+      <w:start w:val="1"/>
+      <w:numFmt w:val="bullet"/>
+      <w:lvlText w:val=""/>
+      <w:lvlJc w:val="left"/>
+      <w:pPr>
+        <w:tabs>
+          <w:tab w:val="num" w:pos="2880"/>
+        </w:tabs>
+        <w:ind w:left="2880" w:hanging="360"/>
+      </w:pPr>
+      <w:rPr>
+        <w:rFonts w:ascii="Wingdings" w:hAnsi="Wingdings" w:hint="default"/>
+        <w:sz w:val="20"/>
+      </w:rPr>
+    </w:lvl>
+    <w:lvl w:ilvl="4" w:tentative="1">
+      <w:start w:val="1"/>
+      <w:numFmt w:val="bullet"/>
+      <w:lvlText w:val=""/>
+      <w:lvlJc w:val="left"/>
+      <w:pPr>
+        <w:tabs>
+          <w:tab w:val="num" w:pos="3600"/>
+        </w:tabs>
+        <w:ind w:left="3600" w:hanging="360"/>
+      </w:pPr>
+      <w:rPr>
+        <w:rFonts w:ascii="Wingdings" w:hAnsi="Wingdings" w:hint="default"/>
+        <w:sz w:val="20"/>
+      </w:rPr>
+    </w:lvl>
+    <w:lvl w:ilvl="5" w:tentative="1">
+      <w:start w:val="1"/>
+      <w:numFmt w:val="bullet"/>
+      <w:lvlText w:val=""/>
+      <w:lvlJc w:val="left"/>
+      <w:pPr>
+        <w:tabs>
+          <w:tab w:val="num" w:pos="4320"/>
+        </w:tabs>
+        <w:ind w:left="4320" w:hanging="360"/>
+      </w:pPr>
+      <w:rPr>
+        <w:rFonts w:ascii="Wingdings" w:hAnsi="Wingdings" w:hint="default"/>
+        <w:sz w:val="20"/>
+      </w:rPr>
+    </w:lvl>
+    <w:lvl w:ilvl="6" w:tentative="1">
+      <w:start w:val="1"/>
+      <w:numFmt w:val="bullet"/>
+      <w:lvlText w:val=""/>
+      <w:lvlJc w:val="left"/>
+      <w:pPr>
+        <w:tabs>
+          <w:tab w:val="num" w:pos="5040"/>
+        </w:tabs>
+        <w:ind w:left="5040" w:hanging="360"/>
+      </w:pPr>
+      <w:rPr>
+        <w:rFonts w:ascii="Wingdings" w:hAnsi="Wingdings" w:hint="default"/>
+        <w:sz w:val="20"/>
+      </w:rPr>
+    </w:lvl>
+    <w:lvl w:ilvl="7" w:tentative="1">
+      <w:start w:val="1"/>
+      <w:numFmt w:val="bullet"/>
+      <w:lvlText w:val=""/>
+      <w:lvlJc w:val="left"/>
+      <w:pPr>
+        <w:tabs>
+          <w:tab w:val="num" w:pos="5760"/>
+        </w:tabs>
+        <w:ind w:left="5760" w:hanging="360"/>
+      </w:pPr>
+      <w:rPr>
+        <w:rFonts w:ascii="Wingdings" w:hAnsi="Wingdings" w:hint="default"/>
+        <w:sz w:val="20"/>
+      </w:rPr>
+    </w:lvl>
+    <w:lvl w:ilvl="8" w:tentative="1">
+      <w:start w:val="1"/>
+      <w:numFmt w:val="bullet"/>
+      <w:lvlText w:val=""/>
+      <w:lvlJc w:val="left"/>
+      <w:pPr>
+        <w:tabs>
+          <w:tab w:val="num" w:pos="6480"/>
+        </w:tabs>
+        <w:ind w:left="6480" w:hanging="360"/>
+      </w:pPr>
+      <w:rPr>
+        <w:rFonts w:ascii="Wingdings" w:hAnsi="Wingdings" w:hint="default"/>
+        <w:sz w:val="20"/>
+      </w:rPr>
+    </w:lvl>
+  </w:abstractNum>
+  <w:abstractNum w:abstractNumId="4">
     <w:nsid w:val="3ED6465D"/>
     <w:multiLevelType w:val="multilevel"/>
     <w:tmpl w:val="41CA614A"/>
@@ -4085,7 +5309,305 @@
       </w:rPr>
     </w:lvl>
   </w:abstractNum>
-  <w:abstractNum w:abstractNumId="3">
+  <w:abstractNum w:abstractNumId="5">
+    <w:nsid w:val="4438570F"/>
+    <w:multiLevelType w:val="multilevel"/>
+    <w:tmpl w:val="572EF666"/>
+    <w:lvl w:ilvl="0">
+      <w:start w:val="1"/>
+      <w:numFmt w:val="bullet"/>
+      <w:lvlText w:val=""/>
+      <w:lvlJc w:val="left"/>
+      <w:pPr>
+        <w:tabs>
+          <w:tab w:val="num" w:pos="720"/>
+        </w:tabs>
+        <w:ind w:left="720" w:hanging="360"/>
+      </w:pPr>
+      <w:rPr>
+        <w:rFonts w:ascii="Symbol" w:hAnsi="Symbol" w:hint="default"/>
+        <w:sz w:val="20"/>
+      </w:rPr>
+    </w:lvl>
+    <w:lvl w:ilvl="1" w:tentative="1">
+      <w:start w:val="1"/>
+      <w:numFmt w:val="bullet"/>
+      <w:lvlText w:val="o"/>
+      <w:lvlJc w:val="left"/>
+      <w:pPr>
+        <w:tabs>
+          <w:tab w:val="num" w:pos="1440"/>
+        </w:tabs>
+        <w:ind w:left="1440" w:hanging="360"/>
+      </w:pPr>
+      <w:rPr>
+        <w:rFonts w:ascii="Courier New" w:hAnsi="Courier New" w:hint="default"/>
+        <w:sz w:val="20"/>
+      </w:rPr>
+    </w:lvl>
+    <w:lvl w:ilvl="2" w:tentative="1">
+      <w:start w:val="1"/>
+      <w:numFmt w:val="bullet"/>
+      <w:lvlText w:val=""/>
+      <w:lvlJc w:val="left"/>
+      <w:pPr>
+        <w:tabs>
+          <w:tab w:val="num" w:pos="2160"/>
+        </w:tabs>
+        <w:ind w:left="2160" w:hanging="360"/>
+      </w:pPr>
+      <w:rPr>
+        <w:rFonts w:ascii="Wingdings" w:hAnsi="Wingdings" w:hint="default"/>
+        <w:sz w:val="20"/>
+      </w:rPr>
+    </w:lvl>
+    <w:lvl w:ilvl="3" w:tentative="1">
+      <w:start w:val="1"/>
+      <w:numFmt w:val="bullet"/>
+      <w:lvlText w:val=""/>
+      <w:lvlJc w:val="left"/>
+      <w:pPr>
+        <w:tabs>
+          <w:tab w:val="num" w:pos="2880"/>
+        </w:tabs>
+        <w:ind w:left="2880" w:hanging="360"/>
+      </w:pPr>
+      <w:rPr>
+        <w:rFonts w:ascii="Wingdings" w:hAnsi="Wingdings" w:hint="default"/>
+        <w:sz w:val="20"/>
+      </w:rPr>
+    </w:lvl>
+    <w:lvl w:ilvl="4" w:tentative="1">
+      <w:start w:val="1"/>
+      <w:numFmt w:val="bullet"/>
+      <w:lvlText w:val=""/>
+      <w:lvlJc w:val="left"/>
+      <w:pPr>
+        <w:tabs>
+          <w:tab w:val="num" w:pos="3600"/>
+        </w:tabs>
+        <w:ind w:left="3600" w:hanging="360"/>
+      </w:pPr>
+      <w:rPr>
+        <w:rFonts w:ascii="Wingdings" w:hAnsi="Wingdings" w:hint="default"/>
+        <w:sz w:val="20"/>
+      </w:rPr>
+    </w:lvl>
+    <w:lvl w:ilvl="5" w:tentative="1">
+      <w:start w:val="1"/>
+      <w:numFmt w:val="bullet"/>
+      <w:lvlText w:val=""/>
+      <w:lvlJc w:val="left"/>
+      <w:pPr>
+        <w:tabs>
+          <w:tab w:val="num" w:pos="4320"/>
+        </w:tabs>
+        <w:ind w:left="4320" w:hanging="360"/>
+      </w:pPr>
+      <w:rPr>
+        <w:rFonts w:ascii="Wingdings" w:hAnsi="Wingdings" w:hint="default"/>
+        <w:sz w:val="20"/>
+      </w:rPr>
+    </w:lvl>
+    <w:lvl w:ilvl="6" w:tentative="1">
+      <w:start w:val="1"/>
+      <w:numFmt w:val="bullet"/>
+      <w:lvlText w:val=""/>
+      <w:lvlJc w:val="left"/>
+      <w:pPr>
+        <w:tabs>
+          <w:tab w:val="num" w:pos="5040"/>
+        </w:tabs>
+        <w:ind w:left="5040" w:hanging="360"/>
+      </w:pPr>
+      <w:rPr>
+        <w:rFonts w:ascii="Wingdings" w:hAnsi="Wingdings" w:hint="default"/>
+        <w:sz w:val="20"/>
+      </w:rPr>
+    </w:lvl>
+    <w:lvl w:ilvl="7" w:tentative="1">
+      <w:start w:val="1"/>
+      <w:numFmt w:val="bullet"/>
+      <w:lvlText w:val=""/>
+      <w:lvlJc w:val="left"/>
+      <w:pPr>
+        <w:tabs>
+          <w:tab w:val="num" w:pos="5760"/>
+        </w:tabs>
+        <w:ind w:left="5760" w:hanging="360"/>
+      </w:pPr>
+      <w:rPr>
+        <w:rFonts w:ascii="Wingdings" w:hAnsi="Wingdings" w:hint="default"/>
+        <w:sz w:val="20"/>
+      </w:rPr>
+    </w:lvl>
+    <w:lvl w:ilvl="8" w:tentative="1">
+      <w:start w:val="1"/>
+      <w:numFmt w:val="bullet"/>
+      <w:lvlText w:val=""/>
+      <w:lvlJc w:val="left"/>
+      <w:pPr>
+        <w:tabs>
+          <w:tab w:val="num" w:pos="6480"/>
+        </w:tabs>
+        <w:ind w:left="6480" w:hanging="360"/>
+      </w:pPr>
+      <w:rPr>
+        <w:rFonts w:ascii="Wingdings" w:hAnsi="Wingdings" w:hint="default"/>
+        <w:sz w:val="20"/>
+      </w:rPr>
+    </w:lvl>
+  </w:abstractNum>
+  <w:abstractNum w:abstractNumId="6">
+    <w:nsid w:val="46903796"/>
+    <w:multiLevelType w:val="multilevel"/>
+    <w:tmpl w:val="66B0CF6C"/>
+    <w:lvl w:ilvl="0">
+      <w:start w:val="1"/>
+      <w:numFmt w:val="bullet"/>
+      <w:lvlText w:val=""/>
+      <w:lvlJc w:val="left"/>
+      <w:pPr>
+        <w:tabs>
+          <w:tab w:val="num" w:pos="720"/>
+        </w:tabs>
+        <w:ind w:left="720" w:hanging="360"/>
+      </w:pPr>
+      <w:rPr>
+        <w:rFonts w:ascii="Symbol" w:hAnsi="Symbol" w:hint="default"/>
+        <w:sz w:val="20"/>
+      </w:rPr>
+    </w:lvl>
+    <w:lvl w:ilvl="1">
+      <w:start w:val="1"/>
+      <w:numFmt w:val="bullet"/>
+      <w:lvlText w:val="o"/>
+      <w:lvlJc w:val="left"/>
+      <w:pPr>
+        <w:tabs>
+          <w:tab w:val="num" w:pos="1440"/>
+        </w:tabs>
+        <w:ind w:left="1440" w:hanging="360"/>
+      </w:pPr>
+      <w:rPr>
+        <w:rFonts w:ascii="Courier New" w:hAnsi="Courier New" w:hint="default"/>
+        <w:sz w:val="20"/>
+      </w:rPr>
+    </w:lvl>
+    <w:lvl w:ilvl="2" w:tentative="1">
+      <w:start w:val="1"/>
+      <w:numFmt w:val="bullet"/>
+      <w:lvlText w:val=""/>
+      <w:lvlJc w:val="left"/>
+      <w:pPr>
+        <w:tabs>
+          <w:tab w:val="num" w:pos="2160"/>
+        </w:tabs>
+        <w:ind w:left="2160" w:hanging="360"/>
+      </w:pPr>
+      <w:rPr>
+        <w:rFonts w:ascii="Wingdings" w:hAnsi="Wingdings" w:hint="default"/>
+        <w:sz w:val="20"/>
+      </w:rPr>
+    </w:lvl>
+    <w:lvl w:ilvl="3" w:tentative="1">
+      <w:start w:val="1"/>
+      <w:numFmt w:val="bullet"/>
+      <w:lvlText w:val=""/>
+      <w:lvlJc w:val="left"/>
+      <w:pPr>
+        <w:tabs>
+          <w:tab w:val="num" w:pos="2880"/>
+        </w:tabs>
+        <w:ind w:left="2880" w:hanging="360"/>
+      </w:pPr>
+      <w:rPr>
+        <w:rFonts w:ascii="Wingdings" w:hAnsi="Wingdings" w:hint="default"/>
+        <w:sz w:val="20"/>
+      </w:rPr>
+    </w:lvl>
+    <w:lvl w:ilvl="4" w:tentative="1">
+      <w:start w:val="1"/>
+      <w:numFmt w:val="bullet"/>
+      <w:lvlText w:val=""/>
+      <w:lvlJc w:val="left"/>
+      <w:pPr>
+        <w:tabs>
+          <w:tab w:val="num" w:pos="3600"/>
+        </w:tabs>
+        <w:ind w:left="3600" w:hanging="360"/>
+      </w:pPr>
+      <w:rPr>
+        <w:rFonts w:ascii="Wingdings" w:hAnsi="Wingdings" w:hint="default"/>
+        <w:sz w:val="20"/>
+      </w:rPr>
+    </w:lvl>
+    <w:lvl w:ilvl="5" w:tentative="1">
+      <w:start w:val="1"/>
+      <w:numFmt w:val="bullet"/>
+      <w:lvlText w:val=""/>
+      <w:lvlJc w:val="left"/>
+      <w:pPr>
+        <w:tabs>
+          <w:tab w:val="num" w:pos="4320"/>
+        </w:tabs>
+        <w:ind w:left="4320" w:hanging="360"/>
+      </w:pPr>
+      <w:rPr>
+        <w:rFonts w:ascii="Wingdings" w:hAnsi="Wingdings" w:hint="default"/>
+        <w:sz w:val="20"/>
+      </w:rPr>
+    </w:lvl>
+    <w:lvl w:ilvl="6" w:tentative="1">
+      <w:start w:val="1"/>
+      <w:numFmt w:val="bullet"/>
+      <w:lvlText w:val=""/>
+      <w:lvlJc w:val="left"/>
+      <w:pPr>
+        <w:tabs>
+          <w:tab w:val="num" w:pos="5040"/>
+        </w:tabs>
+        <w:ind w:left="5040" w:hanging="360"/>
+      </w:pPr>
+      <w:rPr>
+        <w:rFonts w:ascii="Wingdings" w:hAnsi="Wingdings" w:hint="default"/>
+        <w:sz w:val="20"/>
+      </w:rPr>
+    </w:lvl>
+    <w:lvl w:ilvl="7" w:tentative="1">
+      <w:start w:val="1"/>
+      <w:numFmt w:val="bullet"/>
+      <w:lvlText w:val=""/>
+      <w:lvlJc w:val="left"/>
+      <w:pPr>
+        <w:tabs>
+          <w:tab w:val="num" w:pos="5760"/>
+        </w:tabs>
+        <w:ind w:left="5760" w:hanging="360"/>
+      </w:pPr>
+      <w:rPr>
+        <w:rFonts w:ascii="Wingdings" w:hAnsi="Wingdings" w:hint="default"/>
+        <w:sz w:val="20"/>
+      </w:rPr>
+    </w:lvl>
+    <w:lvl w:ilvl="8" w:tentative="1">
+      <w:start w:val="1"/>
+      <w:numFmt w:val="bullet"/>
+      <w:lvlText w:val=""/>
+      <w:lvlJc w:val="left"/>
+      <w:pPr>
+        <w:tabs>
+          <w:tab w:val="num" w:pos="6480"/>
+        </w:tabs>
+        <w:ind w:left="6480" w:hanging="360"/>
+      </w:pPr>
+      <w:rPr>
+        <w:rFonts w:ascii="Wingdings" w:hAnsi="Wingdings" w:hint="default"/>
+        <w:sz w:val="20"/>
+      </w:rPr>
+    </w:lvl>
+  </w:abstractNum>
+  <w:abstractNum w:abstractNumId="7">
     <w:nsid w:val="516D77F3"/>
     <w:multiLevelType w:val="multilevel"/>
     <w:tmpl w:val="067C273E"/>
@@ -4234,7 +5756,156 @@
       </w:rPr>
     </w:lvl>
   </w:abstractNum>
-  <w:abstractNum w:abstractNumId="4">
+  <w:abstractNum w:abstractNumId="8">
+    <w:nsid w:val="518D42C8"/>
+    <w:multiLevelType w:val="multilevel"/>
+    <w:tmpl w:val="78C497D0"/>
+    <w:lvl w:ilvl="0">
+      <w:start w:val="1"/>
+      <w:numFmt w:val="bullet"/>
+      <w:lvlText w:val=""/>
+      <w:lvlJc w:val="left"/>
+      <w:pPr>
+        <w:tabs>
+          <w:tab w:val="num" w:pos="720"/>
+        </w:tabs>
+        <w:ind w:left="720" w:hanging="360"/>
+      </w:pPr>
+      <w:rPr>
+        <w:rFonts w:ascii="Symbol" w:hAnsi="Symbol" w:hint="default"/>
+        <w:sz w:val="20"/>
+      </w:rPr>
+    </w:lvl>
+    <w:lvl w:ilvl="1" w:tentative="1">
+      <w:start w:val="1"/>
+      <w:numFmt w:val="bullet"/>
+      <w:lvlText w:val="o"/>
+      <w:lvlJc w:val="left"/>
+      <w:pPr>
+        <w:tabs>
+          <w:tab w:val="num" w:pos="1440"/>
+        </w:tabs>
+        <w:ind w:left="1440" w:hanging="360"/>
+      </w:pPr>
+      <w:rPr>
+        <w:rFonts w:ascii="Courier New" w:hAnsi="Courier New" w:hint="default"/>
+        <w:sz w:val="20"/>
+      </w:rPr>
+    </w:lvl>
+    <w:lvl w:ilvl="2" w:tentative="1">
+      <w:start w:val="1"/>
+      <w:numFmt w:val="bullet"/>
+      <w:lvlText w:val=""/>
+      <w:lvlJc w:val="left"/>
+      <w:pPr>
+        <w:tabs>
+          <w:tab w:val="num" w:pos="2160"/>
+        </w:tabs>
+        <w:ind w:left="2160" w:hanging="360"/>
+      </w:pPr>
+      <w:rPr>
+        <w:rFonts w:ascii="Wingdings" w:hAnsi="Wingdings" w:hint="default"/>
+        <w:sz w:val="20"/>
+      </w:rPr>
+    </w:lvl>
+    <w:lvl w:ilvl="3" w:tentative="1">
+      <w:start w:val="1"/>
+      <w:numFmt w:val="bullet"/>
+      <w:lvlText w:val=""/>
+      <w:lvlJc w:val="left"/>
+      <w:pPr>
+        <w:tabs>
+          <w:tab w:val="num" w:pos="2880"/>
+        </w:tabs>
+        <w:ind w:left="2880" w:hanging="360"/>
+      </w:pPr>
+      <w:rPr>
+        <w:rFonts w:ascii="Wingdings" w:hAnsi="Wingdings" w:hint="default"/>
+        <w:sz w:val="20"/>
+      </w:rPr>
+    </w:lvl>
+    <w:lvl w:ilvl="4" w:tentative="1">
+      <w:start w:val="1"/>
+      <w:numFmt w:val="bullet"/>
+      <w:lvlText w:val=""/>
+      <w:lvlJc w:val="left"/>
+      <w:pPr>
+        <w:tabs>
+          <w:tab w:val="num" w:pos="3600"/>
+        </w:tabs>
+        <w:ind w:left="3600" w:hanging="360"/>
+      </w:pPr>
+      <w:rPr>
+        <w:rFonts w:ascii="Wingdings" w:hAnsi="Wingdings" w:hint="default"/>
+        <w:sz w:val="20"/>
+      </w:rPr>
+    </w:lvl>
+    <w:lvl w:ilvl="5" w:tentative="1">
+      <w:start w:val="1"/>
+      <w:numFmt w:val="bullet"/>
+      <w:lvlText w:val=""/>
+      <w:lvlJc w:val="left"/>
+      <w:pPr>
+        <w:tabs>
+          <w:tab w:val="num" w:pos="4320"/>
+        </w:tabs>
+        <w:ind w:left="4320" w:hanging="360"/>
+      </w:pPr>
+      <w:rPr>
+        <w:rFonts w:ascii="Wingdings" w:hAnsi="Wingdings" w:hint="default"/>
+        <w:sz w:val="20"/>
+      </w:rPr>
+    </w:lvl>
+    <w:lvl w:ilvl="6" w:tentative="1">
+      <w:start w:val="1"/>
+      <w:numFmt w:val="bullet"/>
+      <w:lvlText w:val=""/>
+      <w:lvlJc w:val="left"/>
+      <w:pPr>
+        <w:tabs>
+          <w:tab w:val="num" w:pos="5040"/>
+        </w:tabs>
+        <w:ind w:left="5040" w:hanging="360"/>
+      </w:pPr>
+      <w:rPr>
+        <w:rFonts w:ascii="Wingdings" w:hAnsi="Wingdings" w:hint="default"/>
+        <w:sz w:val="20"/>
+      </w:rPr>
+    </w:lvl>
+    <w:lvl w:ilvl="7" w:tentative="1">
+      <w:start w:val="1"/>
+      <w:numFmt w:val="bullet"/>
+      <w:lvlText w:val=""/>
+      <w:lvlJc w:val="left"/>
+      <w:pPr>
+        <w:tabs>
+          <w:tab w:val="num" w:pos="5760"/>
+        </w:tabs>
+        <w:ind w:left="5760" w:hanging="360"/>
+      </w:pPr>
+      <w:rPr>
+        <w:rFonts w:ascii="Wingdings" w:hAnsi="Wingdings" w:hint="default"/>
+        <w:sz w:val="20"/>
+      </w:rPr>
+    </w:lvl>
+    <w:lvl w:ilvl="8" w:tentative="1">
+      <w:start w:val="1"/>
+      <w:numFmt w:val="bullet"/>
+      <w:lvlText w:val=""/>
+      <w:lvlJc w:val="left"/>
+      <w:pPr>
+        <w:tabs>
+          <w:tab w:val="num" w:pos="6480"/>
+        </w:tabs>
+        <w:ind w:left="6480" w:hanging="360"/>
+      </w:pPr>
+      <w:rPr>
+        <w:rFonts w:ascii="Wingdings" w:hAnsi="Wingdings" w:hint="default"/>
+        <w:sz w:val="20"/>
+      </w:rPr>
+    </w:lvl>
+  </w:abstractNum>
+  <w:abstractNum w:abstractNumId="9">
     <w:nsid w:val="5F5F18DA"/>
     <w:multiLevelType w:val="multilevel"/>
     <w:tmpl w:val="1F266D06"/>
@@ -4383,20 +6054,187 @@
       </w:rPr>
     </w:lvl>
   </w:abstractNum>
+  <w:abstractNum w:abstractNumId="10">
+    <w:nsid w:val="6E5C045F"/>
+    <w:multiLevelType w:val="multilevel"/>
+    <w:tmpl w:val="B13E1A54"/>
+    <w:lvl w:ilvl="0">
+      <w:start w:val="1"/>
+      <w:numFmt w:val="bullet"/>
+      <w:lvlText w:val=""/>
+      <w:lvlJc w:val="left"/>
+      <w:pPr>
+        <w:tabs>
+          <w:tab w:val="num" w:pos="720"/>
+        </w:tabs>
+        <w:ind w:left="720" w:hanging="360"/>
+      </w:pPr>
+      <w:rPr>
+        <w:rFonts w:ascii="Symbol" w:hAnsi="Symbol" w:hint="default"/>
+        <w:sz w:val="20"/>
+      </w:rPr>
+    </w:lvl>
+    <w:lvl w:ilvl="1" w:tentative="1">
+      <w:start w:val="1"/>
+      <w:numFmt w:val="bullet"/>
+      <w:lvlText w:val="o"/>
+      <w:lvlJc w:val="left"/>
+      <w:pPr>
+        <w:tabs>
+          <w:tab w:val="num" w:pos="1440"/>
+        </w:tabs>
+        <w:ind w:left="1440" w:hanging="360"/>
+      </w:pPr>
+      <w:rPr>
+        <w:rFonts w:ascii="Courier New" w:hAnsi="Courier New" w:hint="default"/>
+        <w:sz w:val="20"/>
+      </w:rPr>
+    </w:lvl>
+    <w:lvl w:ilvl="2" w:tentative="1">
+      <w:start w:val="1"/>
+      <w:numFmt w:val="bullet"/>
+      <w:lvlText w:val=""/>
+      <w:lvlJc w:val="left"/>
+      <w:pPr>
+        <w:tabs>
+          <w:tab w:val="num" w:pos="2160"/>
+        </w:tabs>
+        <w:ind w:left="2160" w:hanging="360"/>
+      </w:pPr>
+      <w:rPr>
+        <w:rFonts w:ascii="Wingdings" w:hAnsi="Wingdings" w:hint="default"/>
+        <w:sz w:val="20"/>
+      </w:rPr>
+    </w:lvl>
+    <w:lvl w:ilvl="3" w:tentative="1">
+      <w:start w:val="1"/>
+      <w:numFmt w:val="bullet"/>
+      <w:lvlText w:val=""/>
+      <w:lvlJc w:val="left"/>
+      <w:pPr>
+        <w:tabs>
+          <w:tab w:val="num" w:pos="2880"/>
+        </w:tabs>
+        <w:ind w:left="2880" w:hanging="360"/>
+      </w:pPr>
+      <w:rPr>
+        <w:rFonts w:ascii="Wingdings" w:hAnsi="Wingdings" w:hint="default"/>
+        <w:sz w:val="20"/>
+      </w:rPr>
+    </w:lvl>
+    <w:lvl w:ilvl="4" w:tentative="1">
+      <w:start w:val="1"/>
+      <w:numFmt w:val="bullet"/>
+      <w:lvlText w:val=""/>
+      <w:lvlJc w:val="left"/>
+      <w:pPr>
+        <w:tabs>
+          <w:tab w:val="num" w:pos="3600"/>
+        </w:tabs>
+        <w:ind w:left="3600" w:hanging="360"/>
+      </w:pPr>
+      <w:rPr>
+        <w:rFonts w:ascii="Wingdings" w:hAnsi="Wingdings" w:hint="default"/>
+        <w:sz w:val="20"/>
+      </w:rPr>
+    </w:lvl>
+    <w:lvl w:ilvl="5" w:tentative="1">
+      <w:start w:val="1"/>
+      <w:numFmt w:val="bullet"/>
+      <w:lvlText w:val=""/>
+      <w:lvlJc w:val="left"/>
+      <w:pPr>
+        <w:tabs>
+          <w:tab w:val="num" w:pos="4320"/>
+        </w:tabs>
+        <w:ind w:left="4320" w:hanging="360"/>
+      </w:pPr>
+      <w:rPr>
+        <w:rFonts w:ascii="Wingdings" w:hAnsi="Wingdings" w:hint="default"/>
+        <w:sz w:val="20"/>
+      </w:rPr>
+    </w:lvl>
+    <w:lvl w:ilvl="6" w:tentative="1">
+      <w:start w:val="1"/>
+      <w:numFmt w:val="bullet"/>
+      <w:lvlText w:val=""/>
+      <w:lvlJc w:val="left"/>
+      <w:pPr>
+        <w:tabs>
+          <w:tab w:val="num" w:pos="5040"/>
+        </w:tabs>
+        <w:ind w:left="5040" w:hanging="360"/>
+      </w:pPr>
+      <w:rPr>
+        <w:rFonts w:ascii="Wingdings" w:hAnsi="Wingdings" w:hint="default"/>
+        <w:sz w:val="20"/>
+      </w:rPr>
+    </w:lvl>
+    <w:lvl w:ilvl="7" w:tentative="1">
+      <w:start w:val="1"/>
+      <w:numFmt w:val="bullet"/>
+      <w:lvlText w:val=""/>
+      <w:lvlJc w:val="left"/>
+      <w:pPr>
+        <w:tabs>
+          <w:tab w:val="num" w:pos="5760"/>
+        </w:tabs>
+        <w:ind w:left="5760" w:hanging="360"/>
+      </w:pPr>
+      <w:rPr>
+        <w:rFonts w:ascii="Wingdings" w:hAnsi="Wingdings" w:hint="default"/>
+        <w:sz w:val="20"/>
+      </w:rPr>
+    </w:lvl>
+    <w:lvl w:ilvl="8" w:tentative="1">
+      <w:start w:val="1"/>
+      <w:numFmt w:val="bullet"/>
+      <w:lvlText w:val=""/>
+      <w:lvlJc w:val="left"/>
+      <w:pPr>
+        <w:tabs>
+          <w:tab w:val="num" w:pos="6480"/>
+        </w:tabs>
+        <w:ind w:left="6480" w:hanging="360"/>
+      </w:pPr>
+      <w:rPr>
+        <w:rFonts w:ascii="Wingdings" w:hAnsi="Wingdings" w:hint="default"/>
+        <w:sz w:val="20"/>
+      </w:rPr>
+    </w:lvl>
+  </w:abstractNum>
   <w:num w:numId="1">
-    <w:abstractNumId w:val="2"/>
+    <w:abstractNumId w:val="4"/>
   </w:num>
   <w:num w:numId="2">
-    <w:abstractNumId w:val="4"/>
+    <w:abstractNumId w:val="9"/>
   </w:num>
   <w:num w:numId="3">
     <w:abstractNumId w:val="0"/>
   </w:num>
   <w:num w:numId="4">
+    <w:abstractNumId w:val="7"/>
+  </w:num>
+  <w:num w:numId="5">
+    <w:abstractNumId w:val="2"/>
+  </w:num>
+  <w:num w:numId="6">
+    <w:abstractNumId w:val="1"/>
+  </w:num>
+  <w:num w:numId="7">
+    <w:abstractNumId w:val="10"/>
+  </w:num>
+  <w:num w:numId="8">
+    <w:abstractNumId w:val="8"/>
+  </w:num>
+  <w:num w:numId="9">
+    <w:abstractNumId w:val="6"/>
+  </w:num>
+  <w:num w:numId="10">
     <w:abstractNumId w:val="3"/>
   </w:num>
-  <w:num w:numId="5">
-    <w:abstractNumId w:val="1"/>
+  <w:num w:numId="11">
+    <w:abstractNumId w:val="5"/>
   </w:num>
 </w:numbering>
 </file>
@@ -5008,6 +6846,17 @@
     <w:basedOn w:val="DefaultParagraphFont"/>
     <w:rsid w:val="001446CB"/>
   </w:style>
+  <w:style w:type="character" w:styleId="Emphasis">
+    <w:name w:val="Emphasis"/>
+    <w:basedOn w:val="DefaultParagraphFont"/>
+    <w:uiPriority w:val="20"/>
+    <w:qFormat/>
+    <w:rsid w:val="00A11314"/>
+    <w:rPr>
+      <w:i/>
+      <w:iCs/>
+    </w:rPr>
+  </w:style>
 </w:styles>
 </file>
 
